--- a/dokumentacja.docx
+++ b/dokumentacja.docx
@@ -1,6 +1,6 @@
 
 <file path=word/document.xml><?xml version="1.0" encoding="utf-8"?>
-<w:document xmlns:ve="http://schemas.openxmlformats.org/markup-compatibility/2006" xmlns:o="urn:schemas-microsoft-com:office:office" xmlns:r="http://schemas.openxmlformats.org/officeDocument/2006/relationships" xmlns:m="http://schemas.openxmlformats.org/officeDocument/2006/math" xmlns:v="urn:schemas-microsoft-com:vml" xmlns:wp="http://schemas.openxmlformats.org/drawingml/2006/wordprocessingDrawing" xmlns:w10="urn:schemas-microsoft-com:office:word" xmlns:w="http://schemas.openxmlformats.org/wordprocessingml/2006/main" xmlns:wne="http://schemas.microsoft.com/office/word/2006/wordml">
+<w:document xmlns:wpc="http://schemas.microsoft.com/office/word/2010/wordprocessingCanvas" xmlns:cx="http://schemas.microsoft.com/office/drawing/2014/chartex" xmlns:cx1="http://schemas.microsoft.com/office/drawing/2015/9/8/chartex" xmlns:mc="http://schemas.openxmlformats.org/markup-compatibility/2006" xmlns:o="urn:schemas-microsoft-com:office:office" xmlns:r="http://schemas.openxmlformats.org/officeDocument/2006/relationships" xmlns:m="http://schemas.openxmlformats.org/officeDocument/2006/math" xmlns:v="urn:schemas-microsoft-com:vml" xmlns:wp14="http://schemas.microsoft.com/office/word/2010/wordprocessingDrawing" xmlns:wp="http://schemas.openxmlformats.org/drawingml/2006/wordprocessingDrawing" xmlns:w10="urn:schemas-microsoft-com:office:word" xmlns:w="http://schemas.openxmlformats.org/wordprocessingml/2006/main" xmlns:w14="http://schemas.microsoft.com/office/word/2010/wordml" xmlns:w15="http://schemas.microsoft.com/office/word/2012/wordml" xmlns:w16se="http://schemas.microsoft.com/office/word/2015/wordml/symex" xmlns:wpg="http://schemas.microsoft.com/office/word/2010/wordprocessingGroup" xmlns:wpi="http://schemas.microsoft.com/office/word/2010/wordprocessingInk" xmlns:wne="http://schemas.microsoft.com/office/word/2006/wordml" xmlns:wps="http://schemas.microsoft.com/office/word/2010/wordprocessingShape" mc:Ignorable="w14 w15 w16se wp14">
   <w:body>
     <w:p>
       <w:r>
@@ -11,6 +11,18 @@
       <w:r>
         <w:t>Cel projektu:</w:t>
       </w:r>
+    </w:p>
+    <w:p>
+      <w:r>
+        <w:t>4 czerwca 2026</w:t>
+      </w:r>
+    </w:p>
+    <w:p>
+      <w:r>
+        <w:t>Podstawe rzeczy w gry(mapy)</w:t>
+      </w:r>
+      <w:bookmarkStart w:id="0" w:name="_GoBack"/>
+      <w:bookmarkEnd w:id="0"/>
     </w:p>
     <w:p/>
     <w:sectPr>
@@ -24,7 +36,7 @@
 </file>
 
 <file path=word/styles.xml><?xml version="1.0" encoding="utf-8"?>
-<w:styles xmlns:r="http://schemas.openxmlformats.org/officeDocument/2006/relationships" xmlns:w="http://schemas.openxmlformats.org/wordprocessingml/2006/main">
+<w:styles xmlns:mc="http://schemas.openxmlformats.org/markup-compatibility/2006" xmlns:r="http://schemas.openxmlformats.org/officeDocument/2006/relationships" xmlns:w="http://schemas.openxmlformats.org/wordprocessingml/2006/main" xmlns:w14="http://schemas.microsoft.com/office/word/2010/wordml" xmlns:w15="http://schemas.microsoft.com/office/word/2012/wordml" xmlns:w16se="http://schemas.microsoft.com/office/word/2015/wordml/symex" mc:Ignorable="w14 w15 w16se">
   <w:docDefaults>
     <w:rPrDefault>
       <w:rPr>
@@ -40,161 +52,394 @@
       </w:pPr>
     </w:pPrDefault>
   </w:docDefaults>
-  <w:latentStyles w:defLockedState="0" w:defUIPriority="99" w:defSemiHidden="1" w:defUnhideWhenUsed="1" w:defQFormat="0" w:count="267">
-    <w:lsdException w:name="Normal" w:semiHidden="0" w:uiPriority="0" w:unhideWhenUsed="0" w:qFormat="1"/>
-    <w:lsdException w:name="heading 1" w:semiHidden="0" w:uiPriority="9" w:unhideWhenUsed="0" w:qFormat="1"/>
-    <w:lsdException w:name="heading 2" w:uiPriority="9" w:qFormat="1"/>
-    <w:lsdException w:name="heading 3" w:uiPriority="9" w:qFormat="1"/>
-    <w:lsdException w:name="heading 4" w:uiPriority="9" w:qFormat="1"/>
-    <w:lsdException w:name="heading 5" w:uiPriority="9" w:qFormat="1"/>
-    <w:lsdException w:name="heading 6" w:uiPriority="9" w:qFormat="1"/>
-    <w:lsdException w:name="heading 7" w:uiPriority="9" w:qFormat="1"/>
-    <w:lsdException w:name="heading 8" w:uiPriority="9" w:qFormat="1"/>
-    <w:lsdException w:name="heading 9" w:uiPriority="9" w:qFormat="1"/>
-    <w:lsdException w:name="toc 1" w:uiPriority="39"/>
-    <w:lsdException w:name="toc 2" w:uiPriority="39"/>
-    <w:lsdException w:name="toc 3" w:uiPriority="39"/>
-    <w:lsdException w:name="toc 4" w:uiPriority="39"/>
-    <w:lsdException w:name="toc 5" w:uiPriority="39"/>
-    <w:lsdException w:name="toc 6" w:uiPriority="39"/>
-    <w:lsdException w:name="toc 7" w:uiPriority="39"/>
-    <w:lsdException w:name="toc 8" w:uiPriority="39"/>
-    <w:lsdException w:name="toc 9" w:uiPriority="39"/>
-    <w:lsdException w:name="caption" w:uiPriority="35" w:qFormat="1"/>
-    <w:lsdException w:name="Title" w:semiHidden="0" w:uiPriority="10" w:unhideWhenUsed="0" w:qFormat="1"/>
-    <w:lsdException w:name="Default Paragraph Font" w:uiPriority="1"/>
-    <w:lsdException w:name="Subtitle" w:semiHidden="0" w:uiPriority="11" w:unhideWhenUsed="0" w:qFormat="1"/>
-    <w:lsdException w:name="Strong" w:semiHidden="0" w:uiPriority="22" w:unhideWhenUsed="0" w:qFormat="1"/>
-    <w:lsdException w:name="Emphasis" w:semiHidden="0" w:uiPriority="20" w:unhideWhenUsed="0" w:qFormat="1"/>
-    <w:lsdException w:name="Table Grid" w:semiHidden="0" w:uiPriority="59" w:unhideWhenUsed="0"/>
-    <w:lsdException w:name="Placeholder Text" w:unhideWhenUsed="0"/>
-    <w:lsdException w:name="No Spacing" w:semiHidden="0" w:uiPriority="1" w:unhideWhenUsed="0" w:qFormat="1"/>
-    <w:lsdException w:name="Light Shading" w:semiHidden="0" w:uiPriority="60" w:unhideWhenUsed="0"/>
-    <w:lsdException w:name="Light List" w:semiHidden="0" w:uiPriority="61" w:unhideWhenUsed="0"/>
-    <w:lsdException w:name="Light Grid" w:semiHidden="0" w:uiPriority="62" w:unhideWhenUsed="0"/>
-    <w:lsdException w:name="Medium Shading 1" w:semiHidden="0" w:uiPriority="63" w:unhideWhenUsed="0"/>
-    <w:lsdException w:name="Medium Shading 2" w:semiHidden="0" w:uiPriority="64" w:unhideWhenUsed="0"/>
-    <w:lsdException w:name="Medium List 1" w:semiHidden="0" w:uiPriority="65" w:unhideWhenUsed="0"/>
-    <w:lsdException w:name="Medium List 2" w:semiHidden="0" w:uiPriority="66" w:unhideWhenUsed="0"/>
-    <w:lsdException w:name="Medium Grid 1" w:semiHidden="0" w:uiPriority="67" w:unhideWhenUsed="0"/>
-    <w:lsdException w:name="Medium Grid 2" w:semiHidden="0" w:uiPriority="68" w:unhideWhenUsed="0"/>
-    <w:lsdException w:name="Medium Grid 3" w:semiHidden="0" w:uiPriority="69" w:unhideWhenUsed="0"/>
-    <w:lsdException w:name="Dark List" w:semiHidden="0" w:uiPriority="70" w:unhideWhenUsed="0"/>
-    <w:lsdException w:name="Colorful Shading" w:semiHidden="0" w:uiPriority="71" w:unhideWhenUsed="0"/>
-    <w:lsdException w:name="Colorful List" w:semiHidden="0" w:uiPriority="72" w:unhideWhenUsed="0"/>
-    <w:lsdException w:name="Colorful Grid" w:semiHidden="0" w:uiPriority="73" w:unhideWhenUsed="0"/>
-    <w:lsdException w:name="Light Shading Accent 1" w:semiHidden="0" w:uiPriority="60" w:unhideWhenUsed="0"/>
-    <w:lsdException w:name="Light List Accent 1" w:semiHidden="0" w:uiPriority="61" w:unhideWhenUsed="0"/>
-    <w:lsdException w:name="Light Grid Accent 1" w:semiHidden="0" w:uiPriority="62" w:unhideWhenUsed="0"/>
-    <w:lsdException w:name="Medium Shading 1 Accent 1" w:semiHidden="0" w:uiPriority="63" w:unhideWhenUsed="0"/>
-    <w:lsdException w:name="Medium Shading 2 Accent 1" w:semiHidden="0" w:uiPriority="64" w:unhideWhenUsed="0"/>
-    <w:lsdException w:name="Medium List 1 Accent 1" w:semiHidden="0" w:uiPriority="65" w:unhideWhenUsed="0"/>
-    <w:lsdException w:name="Revision" w:unhideWhenUsed="0"/>
-    <w:lsdException w:name="List Paragraph" w:semiHidden="0" w:uiPriority="34" w:unhideWhenUsed="0" w:qFormat="1"/>
-    <w:lsdException w:name="Quote" w:semiHidden="0" w:uiPriority="29" w:unhideWhenUsed="0" w:qFormat="1"/>
-    <w:lsdException w:name="Intense Quote" w:semiHidden="0" w:uiPriority="30" w:unhideWhenUsed="0" w:qFormat="1"/>
-    <w:lsdException w:name="Medium List 2 Accent 1" w:semiHidden="0" w:uiPriority="66" w:unhideWhenUsed="0"/>
-    <w:lsdException w:name="Medium Grid 1 Accent 1" w:semiHidden="0" w:uiPriority="67" w:unhideWhenUsed="0"/>
-    <w:lsdException w:name="Medium Grid 2 Accent 1" w:semiHidden="0" w:uiPriority="68" w:unhideWhenUsed="0"/>
-    <w:lsdException w:name="Medium Grid 3 Accent 1" w:semiHidden="0" w:uiPriority="69" w:unhideWhenUsed="0"/>
-    <w:lsdException w:name="Dark List Accent 1" w:semiHidden="0" w:uiPriority="70" w:unhideWhenUsed="0"/>
-    <w:lsdException w:name="Colorful Shading Accent 1" w:semiHidden="0" w:uiPriority="71" w:unhideWhenUsed="0"/>
-    <w:lsdException w:name="Colorful List Accent 1" w:semiHidden="0" w:uiPriority="72" w:unhideWhenUsed="0"/>
-    <w:lsdException w:name="Colorful Grid Accent 1" w:semiHidden="0" w:uiPriority="73" w:unhideWhenUsed="0"/>
-    <w:lsdException w:name="Light Shading Accent 2" w:semiHidden="0" w:uiPriority="60" w:unhideWhenUsed="0"/>
-    <w:lsdException w:name="Light List Accent 2" w:semiHidden="0" w:uiPriority="61" w:unhideWhenUsed="0"/>
-    <w:lsdException w:name="Light Grid Accent 2" w:semiHidden="0" w:uiPriority="62" w:unhideWhenUsed="0"/>
-    <w:lsdException w:name="Medium Shading 1 Accent 2" w:semiHidden="0" w:uiPriority="63" w:unhideWhenUsed="0"/>
-    <w:lsdException w:name="Medium Shading 2 Accent 2" w:semiHidden="0" w:uiPriority="64" w:unhideWhenUsed="0"/>
-    <w:lsdException w:name="Medium List 1 Accent 2" w:semiHidden="0" w:uiPriority="65" w:unhideWhenUsed="0"/>
-    <w:lsdException w:name="Medium List 2 Accent 2" w:semiHidden="0" w:uiPriority="66" w:unhideWhenUsed="0"/>
-    <w:lsdException w:name="Medium Grid 1 Accent 2" w:semiHidden="0" w:uiPriority="67" w:unhideWhenUsed="0"/>
-    <w:lsdException w:name="Medium Grid 2 Accent 2" w:semiHidden="0" w:uiPriority="68" w:unhideWhenUsed="0"/>
-    <w:lsdException w:name="Medium Grid 3 Accent 2" w:semiHidden="0" w:uiPriority="69" w:unhideWhenUsed="0"/>
-    <w:lsdException w:name="Dark List Accent 2" w:semiHidden="0" w:uiPriority="70" w:unhideWhenUsed="0"/>
-    <w:lsdException w:name="Colorful Shading Accent 2" w:semiHidden="0" w:uiPriority="71" w:unhideWhenUsed="0"/>
-    <w:lsdException w:name="Colorful List Accent 2" w:semiHidden="0" w:uiPriority="72" w:unhideWhenUsed="0"/>
-    <w:lsdException w:name="Colorful Grid Accent 2" w:semiHidden="0" w:uiPriority="73" w:unhideWhenUsed="0"/>
-    <w:lsdException w:name="Light Shading Accent 3" w:semiHidden="0" w:uiPriority="60" w:unhideWhenUsed="0"/>
-    <w:lsdException w:name="Light List Accent 3" w:semiHidden="0" w:uiPriority="61" w:unhideWhenUsed="0"/>
-    <w:lsdException w:name="Light Grid Accent 3" w:semiHidden="0" w:uiPriority="62" w:unhideWhenUsed="0"/>
-    <w:lsdException w:name="Medium Shading 1 Accent 3" w:semiHidden="0" w:uiPriority="63" w:unhideWhenUsed="0"/>
-    <w:lsdException w:name="Medium Shading 2 Accent 3" w:semiHidden="0" w:uiPriority="64" w:unhideWhenUsed="0"/>
-    <w:lsdException w:name="Medium List 1 Accent 3" w:semiHidden="0" w:uiPriority="65" w:unhideWhenUsed="0"/>
-    <w:lsdException w:name="Medium List 2 Accent 3" w:semiHidden="0" w:uiPriority="66" w:unhideWhenUsed="0"/>
-    <w:lsdException w:name="Medium Grid 1 Accent 3" w:semiHidden="0" w:uiPriority="67" w:unhideWhenUsed="0"/>
-    <w:lsdException w:name="Medium Grid 2 Accent 3" w:semiHidden="0" w:uiPriority="68" w:unhideWhenUsed="0"/>
-    <w:lsdException w:name="Medium Grid 3 Accent 3" w:semiHidden="0" w:uiPriority="69" w:unhideWhenUsed="0"/>
-    <w:lsdException w:name="Dark List Accent 3" w:semiHidden="0" w:uiPriority="70" w:unhideWhenUsed="0"/>
-    <w:lsdException w:name="Colorful Shading Accent 3" w:semiHidden="0" w:uiPriority="71" w:unhideWhenUsed="0"/>
-    <w:lsdException w:name="Colorful List Accent 3" w:semiHidden="0" w:uiPriority="72" w:unhideWhenUsed="0"/>
-    <w:lsdException w:name="Colorful Grid Accent 3" w:semiHidden="0" w:uiPriority="73" w:unhideWhenUsed="0"/>
-    <w:lsdException w:name="Light Shading Accent 4" w:semiHidden="0" w:uiPriority="60" w:unhideWhenUsed="0"/>
-    <w:lsdException w:name="Light List Accent 4" w:semiHidden="0" w:uiPriority="61" w:unhideWhenUsed="0"/>
-    <w:lsdException w:name="Light Grid Accent 4" w:semiHidden="0" w:uiPriority="62" w:unhideWhenUsed="0"/>
-    <w:lsdException w:name="Medium Shading 1 Accent 4" w:semiHidden="0" w:uiPriority="63" w:unhideWhenUsed="0"/>
-    <w:lsdException w:name="Medium Shading 2 Accent 4" w:semiHidden="0" w:uiPriority="64" w:unhideWhenUsed="0"/>
-    <w:lsdException w:name="Medium List 1 Accent 4" w:semiHidden="0" w:uiPriority="65" w:unhideWhenUsed="0"/>
-    <w:lsdException w:name="Medium List 2 Accent 4" w:semiHidden="0" w:uiPriority="66" w:unhideWhenUsed="0"/>
-    <w:lsdException w:name="Medium Grid 1 Accent 4" w:semiHidden="0" w:uiPriority="67" w:unhideWhenUsed="0"/>
-    <w:lsdException w:name="Medium Grid 2 Accent 4" w:semiHidden="0" w:uiPriority="68" w:unhideWhenUsed="0"/>
-    <w:lsdException w:name="Medium Grid 3 Accent 4" w:semiHidden="0" w:uiPriority="69" w:unhideWhenUsed="0"/>
-    <w:lsdException w:name="Dark List Accent 4" w:semiHidden="0" w:uiPriority="70" w:unhideWhenUsed="0"/>
-    <w:lsdException w:name="Colorful Shading Accent 4" w:semiHidden="0" w:uiPriority="71" w:unhideWhenUsed="0"/>
-    <w:lsdException w:name="Colorful List Accent 4" w:semiHidden="0" w:uiPriority="72" w:unhideWhenUsed="0"/>
-    <w:lsdException w:name="Colorful Grid Accent 4" w:semiHidden="0" w:uiPriority="73" w:unhideWhenUsed="0"/>
-    <w:lsdException w:name="Light Shading Accent 5" w:semiHidden="0" w:uiPriority="60" w:unhideWhenUsed="0"/>
-    <w:lsdException w:name="Light List Accent 5" w:semiHidden="0" w:uiPriority="61" w:unhideWhenUsed="0"/>
-    <w:lsdException w:name="Light Grid Accent 5" w:semiHidden="0" w:uiPriority="62" w:unhideWhenUsed="0"/>
-    <w:lsdException w:name="Medium Shading 1 Accent 5" w:semiHidden="0" w:uiPriority="63" w:unhideWhenUsed="0"/>
-    <w:lsdException w:name="Medium Shading 2 Accent 5" w:semiHidden="0" w:uiPriority="64" w:unhideWhenUsed="0"/>
-    <w:lsdException w:name="Medium List 1 Accent 5" w:semiHidden="0" w:uiPriority="65" w:unhideWhenUsed="0"/>
-    <w:lsdException w:name="Medium List 2 Accent 5" w:semiHidden="0" w:uiPriority="66" w:unhideWhenUsed="0"/>
-    <w:lsdException w:name="Medium Grid 1 Accent 5" w:semiHidden="0" w:uiPriority="67" w:unhideWhenUsed="0"/>
-    <w:lsdException w:name="Medium Grid 2 Accent 5" w:semiHidden="0" w:uiPriority="68" w:unhideWhenUsed="0"/>
-    <w:lsdException w:name="Medium Grid 3 Accent 5" w:semiHidden="0" w:uiPriority="69" w:unhideWhenUsed="0"/>
-    <w:lsdException w:name="Dark List Accent 5" w:semiHidden="0" w:uiPriority="70" w:unhideWhenUsed="0"/>
-    <w:lsdException w:name="Colorful Shading Accent 5" w:semiHidden="0" w:uiPriority="71" w:unhideWhenUsed="0"/>
-    <w:lsdException w:name="Colorful List Accent 5" w:semiHidden="0" w:uiPriority="72" w:unhideWhenUsed="0"/>
-    <w:lsdException w:name="Colorful Grid Accent 5" w:semiHidden="0" w:uiPriority="73" w:unhideWhenUsed="0"/>
-    <w:lsdException w:name="Light Shading Accent 6" w:semiHidden="0" w:uiPriority="60" w:unhideWhenUsed="0"/>
-    <w:lsdException w:name="Light List Accent 6" w:semiHidden="0" w:uiPriority="61" w:unhideWhenUsed="0"/>
-    <w:lsdException w:name="Light Grid Accent 6" w:semiHidden="0" w:uiPriority="62" w:unhideWhenUsed="0"/>
-    <w:lsdException w:name="Medium Shading 1 Accent 6" w:semiHidden="0" w:uiPriority="63" w:unhideWhenUsed="0"/>
-    <w:lsdException w:name="Medium Shading 2 Accent 6" w:semiHidden="0" w:uiPriority="64" w:unhideWhenUsed="0"/>
-    <w:lsdException w:name="Medium List 1 Accent 6" w:semiHidden="0" w:uiPriority="65" w:unhideWhenUsed="0"/>
-    <w:lsdException w:name="Medium List 2 Accent 6" w:semiHidden="0" w:uiPriority="66" w:unhideWhenUsed="0"/>
-    <w:lsdException w:name="Medium Grid 1 Accent 6" w:semiHidden="0" w:uiPriority="67" w:unhideWhenUsed="0"/>
-    <w:lsdException w:name="Medium Grid 2 Accent 6" w:semiHidden="0" w:uiPriority="68" w:unhideWhenUsed="0"/>
-    <w:lsdException w:name="Medium Grid 3 Accent 6" w:semiHidden="0" w:uiPriority="69" w:unhideWhenUsed="0"/>
-    <w:lsdException w:name="Dark List Accent 6" w:semiHidden="0" w:uiPriority="70" w:unhideWhenUsed="0"/>
-    <w:lsdException w:name="Colorful Shading Accent 6" w:semiHidden="0" w:uiPriority="71" w:unhideWhenUsed="0"/>
-    <w:lsdException w:name="Colorful List Accent 6" w:semiHidden="0" w:uiPriority="72" w:unhideWhenUsed="0"/>
-    <w:lsdException w:name="Colorful Grid Accent 6" w:semiHidden="0" w:uiPriority="73" w:unhideWhenUsed="0"/>
-    <w:lsdException w:name="Subtle Emphasis" w:semiHidden="0" w:uiPriority="19" w:unhideWhenUsed="0" w:qFormat="1"/>
-    <w:lsdException w:name="Intense Emphasis" w:semiHidden="0" w:uiPriority="21" w:unhideWhenUsed="0" w:qFormat="1"/>
-    <w:lsdException w:name="Subtle Reference" w:semiHidden="0" w:uiPriority="31" w:unhideWhenUsed="0" w:qFormat="1"/>
-    <w:lsdException w:name="Intense Reference" w:semiHidden="0" w:uiPriority="32" w:unhideWhenUsed="0" w:qFormat="1"/>
-    <w:lsdException w:name="Book Title" w:semiHidden="0" w:uiPriority="33" w:unhideWhenUsed="0" w:qFormat="1"/>
-    <w:lsdException w:name="Bibliography" w:uiPriority="37"/>
-    <w:lsdException w:name="TOC Heading" w:uiPriority="39" w:qFormat="1"/>
+  <w:latentStyles w:defLockedState="0" w:defUIPriority="99" w:defSemiHidden="0" w:defUnhideWhenUsed="0" w:defQFormat="0" w:count="371">
+    <w:lsdException w:name="Normal" w:uiPriority="0" w:qFormat="1"/>
+    <w:lsdException w:name="heading 1" w:uiPriority="9" w:qFormat="1"/>
+    <w:lsdException w:name="heading 2" w:semiHidden="1" w:uiPriority="9" w:unhideWhenUsed="1" w:qFormat="1"/>
+    <w:lsdException w:name="heading 3" w:semiHidden="1" w:uiPriority="9" w:unhideWhenUsed="1" w:qFormat="1"/>
+    <w:lsdException w:name="heading 4" w:semiHidden="1" w:uiPriority="9" w:unhideWhenUsed="1" w:qFormat="1"/>
+    <w:lsdException w:name="heading 5" w:semiHidden="1" w:uiPriority="9" w:unhideWhenUsed="1" w:qFormat="1"/>
+    <w:lsdException w:name="heading 6" w:semiHidden="1" w:uiPriority="9" w:unhideWhenUsed="1" w:qFormat="1"/>
+    <w:lsdException w:name="heading 7" w:semiHidden="1" w:uiPriority="9" w:unhideWhenUsed="1" w:qFormat="1"/>
+    <w:lsdException w:name="heading 8" w:semiHidden="1" w:uiPriority="9" w:unhideWhenUsed="1" w:qFormat="1"/>
+    <w:lsdException w:name="heading 9" w:semiHidden="1" w:uiPriority="9" w:unhideWhenUsed="1" w:qFormat="1"/>
+    <w:lsdException w:name="index 1" w:semiHidden="1" w:unhideWhenUsed="1"/>
+    <w:lsdException w:name="index 2" w:semiHidden="1" w:unhideWhenUsed="1"/>
+    <w:lsdException w:name="index 3" w:semiHidden="1" w:unhideWhenUsed="1"/>
+    <w:lsdException w:name="index 4" w:semiHidden="1" w:unhideWhenUsed="1"/>
+    <w:lsdException w:name="index 5" w:semiHidden="1" w:unhideWhenUsed="1"/>
+    <w:lsdException w:name="index 6" w:semiHidden="1" w:unhideWhenUsed="1"/>
+    <w:lsdException w:name="index 7" w:semiHidden="1" w:unhideWhenUsed="1"/>
+    <w:lsdException w:name="index 8" w:semiHidden="1" w:unhideWhenUsed="1"/>
+    <w:lsdException w:name="index 9" w:semiHidden="1" w:unhideWhenUsed="1"/>
+    <w:lsdException w:name="toc 1" w:semiHidden="1" w:uiPriority="39" w:unhideWhenUsed="1"/>
+    <w:lsdException w:name="toc 2" w:semiHidden="1" w:uiPriority="39" w:unhideWhenUsed="1"/>
+    <w:lsdException w:name="toc 3" w:semiHidden="1" w:uiPriority="39" w:unhideWhenUsed="1"/>
+    <w:lsdException w:name="toc 4" w:semiHidden="1" w:uiPriority="39" w:unhideWhenUsed="1"/>
+    <w:lsdException w:name="toc 5" w:semiHidden="1" w:uiPriority="39" w:unhideWhenUsed="1"/>
+    <w:lsdException w:name="toc 6" w:semiHidden="1" w:uiPriority="39" w:unhideWhenUsed="1"/>
+    <w:lsdException w:name="toc 7" w:semiHidden="1" w:uiPriority="39" w:unhideWhenUsed="1"/>
+    <w:lsdException w:name="toc 8" w:semiHidden="1" w:uiPriority="39" w:unhideWhenUsed="1"/>
+    <w:lsdException w:name="toc 9" w:semiHidden="1" w:uiPriority="39" w:unhideWhenUsed="1"/>
+    <w:lsdException w:name="Normal Indent" w:semiHidden="1" w:unhideWhenUsed="1"/>
+    <w:lsdException w:name="footnote text" w:semiHidden="1" w:unhideWhenUsed="1"/>
+    <w:lsdException w:name="annotation text" w:semiHidden="1" w:unhideWhenUsed="1"/>
+    <w:lsdException w:name="header" w:semiHidden="1" w:unhideWhenUsed="1"/>
+    <w:lsdException w:name="footer" w:semiHidden="1" w:unhideWhenUsed="1"/>
+    <w:lsdException w:name="index heading" w:semiHidden="1" w:unhideWhenUsed="1"/>
+    <w:lsdException w:name="caption" w:semiHidden="1" w:uiPriority="35" w:unhideWhenUsed="1" w:qFormat="1"/>
+    <w:lsdException w:name="table of figures" w:semiHidden="1" w:unhideWhenUsed="1"/>
+    <w:lsdException w:name="envelope address" w:semiHidden="1" w:unhideWhenUsed="1"/>
+    <w:lsdException w:name="envelope return" w:semiHidden="1" w:unhideWhenUsed="1"/>
+    <w:lsdException w:name="footnote reference" w:semiHidden="1" w:unhideWhenUsed="1"/>
+    <w:lsdException w:name="annotation reference" w:semiHidden="1" w:unhideWhenUsed="1"/>
+    <w:lsdException w:name="line number" w:semiHidden="1" w:unhideWhenUsed="1"/>
+    <w:lsdException w:name="page number" w:semiHidden="1" w:unhideWhenUsed="1"/>
+    <w:lsdException w:name="endnote reference" w:semiHidden="1" w:unhideWhenUsed="1"/>
+    <w:lsdException w:name="endnote text" w:semiHidden="1" w:unhideWhenUsed="1"/>
+    <w:lsdException w:name="table of authorities" w:semiHidden="1" w:unhideWhenUsed="1"/>
+    <w:lsdException w:name="macro" w:semiHidden="1" w:unhideWhenUsed="1"/>
+    <w:lsdException w:name="toa heading" w:semiHidden="1" w:unhideWhenUsed="1"/>
+    <w:lsdException w:name="List" w:semiHidden="1" w:unhideWhenUsed="1"/>
+    <w:lsdException w:name="List Bullet" w:semiHidden="1" w:unhideWhenUsed="1"/>
+    <w:lsdException w:name="List Number" w:semiHidden="1" w:unhideWhenUsed="1"/>
+    <w:lsdException w:name="List 2" w:semiHidden="1" w:unhideWhenUsed="1"/>
+    <w:lsdException w:name="List 3" w:semiHidden="1" w:unhideWhenUsed="1"/>
+    <w:lsdException w:name="List 4" w:semiHidden="1" w:unhideWhenUsed="1"/>
+    <w:lsdException w:name="List 5" w:semiHidden="1" w:unhideWhenUsed="1"/>
+    <w:lsdException w:name="List Bullet 2" w:semiHidden="1" w:unhideWhenUsed="1"/>
+    <w:lsdException w:name="List Bullet 3" w:semiHidden="1" w:unhideWhenUsed="1"/>
+    <w:lsdException w:name="List Bullet 4" w:semiHidden="1" w:unhideWhenUsed="1"/>
+    <w:lsdException w:name="List Bullet 5" w:semiHidden="1" w:unhideWhenUsed="1"/>
+    <w:lsdException w:name="List Number 2" w:semiHidden="1" w:unhideWhenUsed="1"/>
+    <w:lsdException w:name="List Number 3" w:semiHidden="1" w:unhideWhenUsed="1"/>
+    <w:lsdException w:name="List Number 4" w:semiHidden="1" w:unhideWhenUsed="1"/>
+    <w:lsdException w:name="List Number 5" w:semiHidden="1" w:unhideWhenUsed="1"/>
+    <w:lsdException w:name="Title" w:uiPriority="10" w:qFormat="1"/>
+    <w:lsdException w:name="Closing" w:semiHidden="1" w:unhideWhenUsed="1"/>
+    <w:lsdException w:name="Signature" w:semiHidden="1" w:unhideWhenUsed="1"/>
+    <w:lsdException w:name="Default Paragraph Font" w:semiHidden="1" w:uiPriority="1" w:unhideWhenUsed="1"/>
+    <w:lsdException w:name="Body Text" w:semiHidden="1" w:unhideWhenUsed="1"/>
+    <w:lsdException w:name="Body Text Indent" w:semiHidden="1" w:unhideWhenUsed="1"/>
+    <w:lsdException w:name="List Continue" w:semiHidden="1" w:unhideWhenUsed="1"/>
+    <w:lsdException w:name="List Continue 2" w:semiHidden="1" w:unhideWhenUsed="1"/>
+    <w:lsdException w:name="List Continue 3" w:semiHidden="1" w:unhideWhenUsed="1"/>
+    <w:lsdException w:name="List Continue 4" w:semiHidden="1" w:unhideWhenUsed="1"/>
+    <w:lsdException w:name="List Continue 5" w:semiHidden="1" w:unhideWhenUsed="1"/>
+    <w:lsdException w:name="Message Header" w:semiHidden="1" w:unhideWhenUsed="1"/>
+    <w:lsdException w:name="Subtitle" w:uiPriority="11" w:qFormat="1"/>
+    <w:lsdException w:name="Salutation" w:semiHidden="1" w:unhideWhenUsed="1"/>
+    <w:lsdException w:name="Date" w:semiHidden="1" w:unhideWhenUsed="1"/>
+    <w:lsdException w:name="Body Text First Indent" w:semiHidden="1" w:unhideWhenUsed="1"/>
+    <w:lsdException w:name="Body Text First Indent 2" w:semiHidden="1" w:unhideWhenUsed="1"/>
+    <w:lsdException w:name="Note Heading" w:semiHidden="1" w:unhideWhenUsed="1"/>
+    <w:lsdException w:name="Body Text 2" w:semiHidden="1" w:unhideWhenUsed="1"/>
+    <w:lsdException w:name="Body Text 3" w:semiHidden="1" w:unhideWhenUsed="1"/>
+    <w:lsdException w:name="Body Text Indent 2" w:semiHidden="1" w:unhideWhenUsed="1"/>
+    <w:lsdException w:name="Body Text Indent 3" w:semiHidden="1" w:unhideWhenUsed="1"/>
+    <w:lsdException w:name="Block Text" w:semiHidden="1" w:unhideWhenUsed="1"/>
+    <w:lsdException w:name="Hyperlink" w:semiHidden="1" w:unhideWhenUsed="1"/>
+    <w:lsdException w:name="FollowedHyperlink" w:semiHidden="1" w:unhideWhenUsed="1"/>
+    <w:lsdException w:name="Strong" w:uiPriority="22" w:qFormat="1"/>
+    <w:lsdException w:name="Emphasis" w:uiPriority="20" w:qFormat="1"/>
+    <w:lsdException w:name="Document Map" w:semiHidden="1" w:unhideWhenUsed="1"/>
+    <w:lsdException w:name="Plain Text" w:semiHidden="1" w:unhideWhenUsed="1"/>
+    <w:lsdException w:name="E-mail Signature" w:semiHidden="1" w:unhideWhenUsed="1"/>
+    <w:lsdException w:name="HTML Top of Form" w:semiHidden="1" w:unhideWhenUsed="1"/>
+    <w:lsdException w:name="HTML Bottom of Form" w:semiHidden="1" w:unhideWhenUsed="1"/>
+    <w:lsdException w:name="Normal (Web)" w:semiHidden="1" w:unhideWhenUsed="1"/>
+    <w:lsdException w:name="HTML Acronym" w:semiHidden="1" w:unhideWhenUsed="1"/>
+    <w:lsdException w:name="HTML Address" w:semiHidden="1" w:unhideWhenUsed="1"/>
+    <w:lsdException w:name="HTML Cite" w:semiHidden="1" w:unhideWhenUsed="1"/>
+    <w:lsdException w:name="HTML Code" w:semiHidden="1" w:unhideWhenUsed="1"/>
+    <w:lsdException w:name="HTML Definition" w:semiHidden="1" w:unhideWhenUsed="1"/>
+    <w:lsdException w:name="HTML Keyboard" w:semiHidden="1" w:unhideWhenUsed="1"/>
+    <w:lsdException w:name="HTML Preformatted" w:semiHidden="1" w:unhideWhenUsed="1"/>
+    <w:lsdException w:name="HTML Sample" w:semiHidden="1" w:unhideWhenUsed="1"/>
+    <w:lsdException w:name="HTML Typewriter" w:semiHidden="1" w:unhideWhenUsed="1"/>
+    <w:lsdException w:name="HTML Variable" w:semiHidden="1" w:unhideWhenUsed="1"/>
+    <w:lsdException w:name="Normal Table" w:semiHidden="1" w:unhideWhenUsed="1"/>
+    <w:lsdException w:name="annotation subject" w:semiHidden="1" w:unhideWhenUsed="1"/>
+    <w:lsdException w:name="No List" w:semiHidden="1" w:unhideWhenUsed="1"/>
+    <w:lsdException w:name="Outline List 1" w:semiHidden="1" w:unhideWhenUsed="1"/>
+    <w:lsdException w:name="Outline List 2" w:semiHidden="1" w:unhideWhenUsed="1"/>
+    <w:lsdException w:name="Outline List 3" w:semiHidden="1" w:unhideWhenUsed="1"/>
+    <w:lsdException w:name="Table Simple 1" w:semiHidden="1" w:unhideWhenUsed="1"/>
+    <w:lsdException w:name="Table Simple 2" w:semiHidden="1" w:unhideWhenUsed="1"/>
+    <w:lsdException w:name="Table Simple 3" w:semiHidden="1" w:unhideWhenUsed="1"/>
+    <w:lsdException w:name="Table Classic 1" w:semiHidden="1" w:unhideWhenUsed="1"/>
+    <w:lsdException w:name="Table Classic 2" w:semiHidden="1" w:unhideWhenUsed="1"/>
+    <w:lsdException w:name="Table Classic 3" w:semiHidden="1" w:unhideWhenUsed="1"/>
+    <w:lsdException w:name="Table Classic 4" w:semiHidden="1" w:unhideWhenUsed="1"/>
+    <w:lsdException w:name="Table Colorful 1" w:semiHidden="1" w:unhideWhenUsed="1"/>
+    <w:lsdException w:name="Table Colorful 2" w:semiHidden="1" w:unhideWhenUsed="1"/>
+    <w:lsdException w:name="Table Colorful 3" w:semiHidden="1" w:unhideWhenUsed="1"/>
+    <w:lsdException w:name="Table Columns 1" w:semiHidden="1" w:unhideWhenUsed="1"/>
+    <w:lsdException w:name="Table Columns 2" w:semiHidden="1" w:unhideWhenUsed="1"/>
+    <w:lsdException w:name="Table Columns 3" w:semiHidden="1" w:unhideWhenUsed="1"/>
+    <w:lsdException w:name="Table Columns 4" w:semiHidden="1" w:unhideWhenUsed="1"/>
+    <w:lsdException w:name="Table Columns 5" w:semiHidden="1" w:unhideWhenUsed="1"/>
+    <w:lsdException w:name="Table Grid 1" w:semiHidden="1" w:unhideWhenUsed="1"/>
+    <w:lsdException w:name="Table Grid 2" w:semiHidden="1" w:unhideWhenUsed="1"/>
+    <w:lsdException w:name="Table Grid 3" w:semiHidden="1" w:unhideWhenUsed="1"/>
+    <w:lsdException w:name="Table Grid 4" w:semiHidden="1" w:unhideWhenUsed="1"/>
+    <w:lsdException w:name="Table Grid 5" w:semiHidden="1" w:unhideWhenUsed="1"/>
+    <w:lsdException w:name="Table Grid 6" w:semiHidden="1" w:unhideWhenUsed="1"/>
+    <w:lsdException w:name="Table Grid 7" w:semiHidden="1" w:unhideWhenUsed="1"/>
+    <w:lsdException w:name="Table Grid 8" w:semiHidden="1" w:unhideWhenUsed="1"/>
+    <w:lsdException w:name="Table List 1" w:semiHidden="1" w:unhideWhenUsed="1"/>
+    <w:lsdException w:name="Table List 2" w:semiHidden="1" w:unhideWhenUsed="1"/>
+    <w:lsdException w:name="Table List 3" w:semiHidden="1" w:unhideWhenUsed="1"/>
+    <w:lsdException w:name="Table List 4" w:semiHidden="1" w:unhideWhenUsed="1"/>
+    <w:lsdException w:name="Table List 5" w:semiHidden="1" w:unhideWhenUsed="1"/>
+    <w:lsdException w:name="Table List 6" w:semiHidden="1" w:unhideWhenUsed="1"/>
+    <w:lsdException w:name="Table List 7" w:semiHidden="1" w:unhideWhenUsed="1"/>
+    <w:lsdException w:name="Table List 8" w:semiHidden="1" w:unhideWhenUsed="1"/>
+    <w:lsdException w:name="Table 3D effects 1" w:semiHidden="1" w:unhideWhenUsed="1"/>
+    <w:lsdException w:name="Table 3D effects 2" w:semiHidden="1" w:unhideWhenUsed="1"/>
+    <w:lsdException w:name="Table 3D effects 3" w:semiHidden="1" w:unhideWhenUsed="1"/>
+    <w:lsdException w:name="Table Contemporary" w:semiHidden="1" w:unhideWhenUsed="1"/>
+    <w:lsdException w:name="Table Elegant" w:semiHidden="1" w:unhideWhenUsed="1"/>
+    <w:lsdException w:name="Table Professional" w:semiHidden="1" w:unhideWhenUsed="1"/>
+    <w:lsdException w:name="Table Subtle 1" w:semiHidden="1" w:unhideWhenUsed="1"/>
+    <w:lsdException w:name="Table Subtle 2" w:semiHidden="1" w:unhideWhenUsed="1"/>
+    <w:lsdException w:name="Table Web 1" w:semiHidden="1" w:unhideWhenUsed="1"/>
+    <w:lsdException w:name="Table Web 2" w:semiHidden="1" w:unhideWhenUsed="1"/>
+    <w:lsdException w:name="Table Web 3" w:semiHidden="1" w:unhideWhenUsed="1"/>
+    <w:lsdException w:name="Balloon Text" w:semiHidden="1" w:unhideWhenUsed="1"/>
+    <w:lsdException w:name="Table Grid" w:uiPriority="59"/>
+    <w:lsdException w:name="Table Theme" w:semiHidden="1" w:unhideWhenUsed="1"/>
+    <w:lsdException w:name="Placeholder Text" w:semiHidden="1"/>
+    <w:lsdException w:name="No Spacing" w:uiPriority="1" w:qFormat="1"/>
+    <w:lsdException w:name="Light Shading" w:uiPriority="60"/>
+    <w:lsdException w:name="Light List" w:uiPriority="61"/>
+    <w:lsdException w:name="Light Grid" w:uiPriority="62"/>
+    <w:lsdException w:name="Medium Shading 1" w:uiPriority="63"/>
+    <w:lsdException w:name="Medium Shading 2" w:uiPriority="64"/>
+    <w:lsdException w:name="Medium List 1" w:uiPriority="65"/>
+    <w:lsdException w:name="Medium List 2" w:uiPriority="66"/>
+    <w:lsdException w:name="Medium Grid 1" w:uiPriority="67"/>
+    <w:lsdException w:name="Medium Grid 2" w:uiPriority="68"/>
+    <w:lsdException w:name="Medium Grid 3" w:uiPriority="69"/>
+    <w:lsdException w:name="Dark List" w:uiPriority="70"/>
+    <w:lsdException w:name="Colorful Shading" w:uiPriority="71"/>
+    <w:lsdException w:name="Colorful List" w:uiPriority="72"/>
+    <w:lsdException w:name="Colorful Grid" w:uiPriority="73"/>
+    <w:lsdException w:name="Light Shading Accent 1" w:uiPriority="60"/>
+    <w:lsdException w:name="Light List Accent 1" w:uiPriority="61"/>
+    <w:lsdException w:name="Light Grid Accent 1" w:uiPriority="62"/>
+    <w:lsdException w:name="Medium Shading 1 Accent 1" w:uiPriority="63"/>
+    <w:lsdException w:name="Medium Shading 2 Accent 1" w:uiPriority="64"/>
+    <w:lsdException w:name="Medium List 1 Accent 1" w:uiPriority="65"/>
+    <w:lsdException w:name="Revision" w:semiHidden="1"/>
+    <w:lsdException w:name="List Paragraph" w:uiPriority="34" w:qFormat="1"/>
+    <w:lsdException w:name="Quote" w:uiPriority="29" w:qFormat="1"/>
+    <w:lsdException w:name="Intense Quote" w:uiPriority="30" w:qFormat="1"/>
+    <w:lsdException w:name="Medium List 2 Accent 1" w:uiPriority="66"/>
+    <w:lsdException w:name="Medium Grid 1 Accent 1" w:uiPriority="67"/>
+    <w:lsdException w:name="Medium Grid 2 Accent 1" w:uiPriority="68"/>
+    <w:lsdException w:name="Medium Grid 3 Accent 1" w:uiPriority="69"/>
+    <w:lsdException w:name="Dark List Accent 1" w:uiPriority="70"/>
+    <w:lsdException w:name="Colorful Shading Accent 1" w:uiPriority="71"/>
+    <w:lsdException w:name="Colorful List Accent 1" w:uiPriority="72"/>
+    <w:lsdException w:name="Colorful Grid Accent 1" w:uiPriority="73"/>
+    <w:lsdException w:name="Light Shading Accent 2" w:uiPriority="60"/>
+    <w:lsdException w:name="Light List Accent 2" w:uiPriority="61"/>
+    <w:lsdException w:name="Light Grid Accent 2" w:uiPriority="62"/>
+    <w:lsdException w:name="Medium Shading 1 Accent 2" w:uiPriority="63"/>
+    <w:lsdException w:name="Medium Shading 2 Accent 2" w:uiPriority="64"/>
+    <w:lsdException w:name="Medium List 1 Accent 2" w:uiPriority="65"/>
+    <w:lsdException w:name="Medium List 2 Accent 2" w:uiPriority="66"/>
+    <w:lsdException w:name="Medium Grid 1 Accent 2" w:uiPriority="67"/>
+    <w:lsdException w:name="Medium Grid 2 Accent 2" w:uiPriority="68"/>
+    <w:lsdException w:name="Medium Grid 3 Accent 2" w:uiPriority="69"/>
+    <w:lsdException w:name="Dark List Accent 2" w:uiPriority="70"/>
+    <w:lsdException w:name="Colorful Shading Accent 2" w:uiPriority="71"/>
+    <w:lsdException w:name="Colorful List Accent 2" w:uiPriority="72"/>
+    <w:lsdException w:name="Colorful Grid Accent 2" w:uiPriority="73"/>
+    <w:lsdException w:name="Light Shading Accent 3" w:uiPriority="60"/>
+    <w:lsdException w:name="Light List Accent 3" w:uiPriority="61"/>
+    <w:lsdException w:name="Light Grid Accent 3" w:uiPriority="62"/>
+    <w:lsdException w:name="Medium Shading 1 Accent 3" w:uiPriority="63"/>
+    <w:lsdException w:name="Medium Shading 2 Accent 3" w:uiPriority="64"/>
+    <w:lsdException w:name="Medium List 1 Accent 3" w:uiPriority="65"/>
+    <w:lsdException w:name="Medium List 2 Accent 3" w:uiPriority="66"/>
+    <w:lsdException w:name="Medium Grid 1 Accent 3" w:uiPriority="67"/>
+    <w:lsdException w:name="Medium Grid 2 Accent 3" w:uiPriority="68"/>
+    <w:lsdException w:name="Medium Grid 3 Accent 3" w:uiPriority="69"/>
+    <w:lsdException w:name="Dark List Accent 3" w:uiPriority="70"/>
+    <w:lsdException w:name="Colorful Shading Accent 3" w:uiPriority="71"/>
+    <w:lsdException w:name="Colorful List Accent 3" w:uiPriority="72"/>
+    <w:lsdException w:name="Colorful Grid Accent 3" w:uiPriority="73"/>
+    <w:lsdException w:name="Light Shading Accent 4" w:uiPriority="60"/>
+    <w:lsdException w:name="Light List Accent 4" w:uiPriority="61"/>
+    <w:lsdException w:name="Light Grid Accent 4" w:uiPriority="62"/>
+    <w:lsdException w:name="Medium Shading 1 Accent 4" w:uiPriority="63"/>
+    <w:lsdException w:name="Medium Shading 2 Accent 4" w:uiPriority="64"/>
+    <w:lsdException w:name="Medium List 1 Accent 4" w:uiPriority="65"/>
+    <w:lsdException w:name="Medium List 2 Accent 4" w:uiPriority="66"/>
+    <w:lsdException w:name="Medium Grid 1 Accent 4" w:uiPriority="67"/>
+    <w:lsdException w:name="Medium Grid 2 Accent 4" w:uiPriority="68"/>
+    <w:lsdException w:name="Medium Grid 3 Accent 4" w:uiPriority="69"/>
+    <w:lsdException w:name="Dark List Accent 4" w:uiPriority="70"/>
+    <w:lsdException w:name="Colorful Shading Accent 4" w:uiPriority="71"/>
+    <w:lsdException w:name="Colorful List Accent 4" w:uiPriority="72"/>
+    <w:lsdException w:name="Colorful Grid Accent 4" w:uiPriority="73"/>
+    <w:lsdException w:name="Light Shading Accent 5" w:uiPriority="60"/>
+    <w:lsdException w:name="Light List Accent 5" w:uiPriority="61"/>
+    <w:lsdException w:name="Light Grid Accent 5" w:uiPriority="62"/>
+    <w:lsdException w:name="Medium Shading 1 Accent 5" w:uiPriority="63"/>
+    <w:lsdException w:name="Medium Shading 2 Accent 5" w:uiPriority="64"/>
+    <w:lsdException w:name="Medium List 1 Accent 5" w:uiPriority="65"/>
+    <w:lsdException w:name="Medium List 2 Accent 5" w:uiPriority="66"/>
+    <w:lsdException w:name="Medium Grid 1 Accent 5" w:uiPriority="67"/>
+    <w:lsdException w:name="Medium Grid 2 Accent 5" w:uiPriority="68"/>
+    <w:lsdException w:name="Medium Grid 3 Accent 5" w:uiPriority="69"/>
+    <w:lsdException w:name="Dark List Accent 5" w:uiPriority="70"/>
+    <w:lsdException w:name="Colorful Shading Accent 5" w:uiPriority="71"/>
+    <w:lsdException w:name="Colorful List Accent 5" w:uiPriority="72"/>
+    <w:lsdException w:name="Colorful Grid Accent 5" w:uiPriority="73"/>
+    <w:lsdException w:name="Light Shading Accent 6" w:uiPriority="60"/>
+    <w:lsdException w:name="Light List Accent 6" w:uiPriority="61"/>
+    <w:lsdException w:name="Light Grid Accent 6" w:uiPriority="62"/>
+    <w:lsdException w:name="Medium Shading 1 Accent 6" w:uiPriority="63"/>
+    <w:lsdException w:name="Medium Shading 2 Accent 6" w:uiPriority="64"/>
+    <w:lsdException w:name="Medium List 1 Accent 6" w:uiPriority="65"/>
+    <w:lsdException w:name="Medium List 2 Accent 6" w:uiPriority="66"/>
+    <w:lsdException w:name="Medium Grid 1 Accent 6" w:uiPriority="67"/>
+    <w:lsdException w:name="Medium Grid 2 Accent 6" w:uiPriority="68"/>
+    <w:lsdException w:name="Medium Grid 3 Accent 6" w:uiPriority="69"/>
+    <w:lsdException w:name="Dark List Accent 6" w:uiPriority="70"/>
+    <w:lsdException w:name="Colorful Shading Accent 6" w:uiPriority="71"/>
+    <w:lsdException w:name="Colorful List Accent 6" w:uiPriority="72"/>
+    <w:lsdException w:name="Colorful Grid Accent 6" w:uiPriority="73"/>
+    <w:lsdException w:name="Subtle Emphasis" w:uiPriority="19" w:qFormat="1"/>
+    <w:lsdException w:name="Intense Emphasis" w:uiPriority="21" w:qFormat="1"/>
+    <w:lsdException w:name="Subtle Reference" w:uiPriority="31" w:qFormat="1"/>
+    <w:lsdException w:name="Intense Reference" w:uiPriority="32" w:qFormat="1"/>
+    <w:lsdException w:name="Book Title" w:uiPriority="33" w:qFormat="1"/>
+    <w:lsdException w:name="Bibliography" w:semiHidden="1" w:uiPriority="37" w:unhideWhenUsed="1"/>
+    <w:lsdException w:name="TOC Heading" w:semiHidden="1" w:uiPriority="39" w:unhideWhenUsed="1" w:qFormat="1"/>
+    <w:lsdException w:name="Plain Table 1" w:uiPriority="41"/>
+    <w:lsdException w:name="Plain Table 2" w:uiPriority="42"/>
+    <w:lsdException w:name="Plain Table 3" w:uiPriority="43"/>
+    <w:lsdException w:name="Plain Table 4" w:uiPriority="44"/>
+    <w:lsdException w:name="Plain Table 5" w:uiPriority="45"/>
+    <w:lsdException w:name="Grid Table Light" w:uiPriority="40"/>
+    <w:lsdException w:name="Grid Table 1 Light" w:uiPriority="46"/>
+    <w:lsdException w:name="Grid Table 2" w:uiPriority="47"/>
+    <w:lsdException w:name="Grid Table 3" w:uiPriority="48"/>
+    <w:lsdException w:name="Grid Table 4" w:uiPriority="49"/>
+    <w:lsdException w:name="Grid Table 5 Dark" w:uiPriority="50"/>
+    <w:lsdException w:name="Grid Table 6 Colorful" w:uiPriority="51"/>
+    <w:lsdException w:name="Grid Table 7 Colorful" w:uiPriority="52"/>
+    <w:lsdException w:name="Grid Table 1 Light Accent 1" w:uiPriority="46"/>
+    <w:lsdException w:name="Grid Table 2 Accent 1" w:uiPriority="47"/>
+    <w:lsdException w:name="Grid Table 3 Accent 1" w:uiPriority="48"/>
+    <w:lsdException w:name="Grid Table 4 Accent 1" w:uiPriority="49"/>
+    <w:lsdException w:name="Grid Table 5 Dark Accent 1" w:uiPriority="50"/>
+    <w:lsdException w:name="Grid Table 6 Colorful Accent 1" w:uiPriority="51"/>
+    <w:lsdException w:name="Grid Table 7 Colorful Accent 1" w:uiPriority="52"/>
+    <w:lsdException w:name="Grid Table 1 Light Accent 2" w:uiPriority="46"/>
+    <w:lsdException w:name="Grid Table 2 Accent 2" w:uiPriority="47"/>
+    <w:lsdException w:name="Grid Table 3 Accent 2" w:uiPriority="48"/>
+    <w:lsdException w:name="Grid Table 4 Accent 2" w:uiPriority="49"/>
+    <w:lsdException w:name="Grid Table 5 Dark Accent 2" w:uiPriority="50"/>
+    <w:lsdException w:name="Grid Table 6 Colorful Accent 2" w:uiPriority="51"/>
+    <w:lsdException w:name="Grid Table 7 Colorful Accent 2" w:uiPriority="52"/>
+    <w:lsdException w:name="Grid Table 1 Light Accent 3" w:uiPriority="46"/>
+    <w:lsdException w:name="Grid Table 2 Accent 3" w:uiPriority="47"/>
+    <w:lsdException w:name="Grid Table 3 Accent 3" w:uiPriority="48"/>
+    <w:lsdException w:name="Grid Table 4 Accent 3" w:uiPriority="49"/>
+    <w:lsdException w:name="Grid Table 5 Dark Accent 3" w:uiPriority="50"/>
+    <w:lsdException w:name="Grid Table 6 Colorful Accent 3" w:uiPriority="51"/>
+    <w:lsdException w:name="Grid Table 7 Colorful Accent 3" w:uiPriority="52"/>
+    <w:lsdException w:name="Grid Table 1 Light Accent 4" w:uiPriority="46"/>
+    <w:lsdException w:name="Grid Table 2 Accent 4" w:uiPriority="47"/>
+    <w:lsdException w:name="Grid Table 3 Accent 4" w:uiPriority="48"/>
+    <w:lsdException w:name="Grid Table 4 Accent 4" w:uiPriority="49"/>
+    <w:lsdException w:name="Grid Table 5 Dark Accent 4" w:uiPriority="50"/>
+    <w:lsdException w:name="Grid Table 6 Colorful Accent 4" w:uiPriority="51"/>
+    <w:lsdException w:name="Grid Table 7 Colorful Accent 4" w:uiPriority="52"/>
+    <w:lsdException w:name="Grid Table 1 Light Accent 5" w:uiPriority="46"/>
+    <w:lsdException w:name="Grid Table 2 Accent 5" w:uiPriority="47"/>
+    <w:lsdException w:name="Grid Table 3 Accent 5" w:uiPriority="48"/>
+    <w:lsdException w:name="Grid Table 4 Accent 5" w:uiPriority="49"/>
+    <w:lsdException w:name="Grid Table 5 Dark Accent 5" w:uiPriority="50"/>
+    <w:lsdException w:name="Grid Table 6 Colorful Accent 5" w:uiPriority="51"/>
+    <w:lsdException w:name="Grid Table 7 Colorful Accent 5" w:uiPriority="52"/>
+    <w:lsdException w:name="Grid Table 1 Light Accent 6" w:uiPriority="46"/>
+    <w:lsdException w:name="Grid Table 2 Accent 6" w:uiPriority="47"/>
+    <w:lsdException w:name="Grid Table 3 Accent 6" w:uiPriority="48"/>
+    <w:lsdException w:name="Grid Table 4 Accent 6" w:uiPriority="49"/>
+    <w:lsdException w:name="Grid Table 5 Dark Accent 6" w:uiPriority="50"/>
+    <w:lsdException w:name="Grid Table 6 Colorful Accent 6" w:uiPriority="51"/>
+    <w:lsdException w:name="Grid Table 7 Colorful Accent 6" w:uiPriority="52"/>
+    <w:lsdException w:name="List Table 1 Light" w:uiPriority="46"/>
+    <w:lsdException w:name="List Table 2" w:uiPriority="47"/>
+    <w:lsdException w:name="List Table 3" w:uiPriority="48"/>
+    <w:lsdException w:name="List Table 4" w:uiPriority="49"/>
+    <w:lsdException w:name="List Table 5 Dark" w:uiPriority="50"/>
+    <w:lsdException w:name="List Table 6 Colorful" w:uiPriority="51"/>
+    <w:lsdException w:name="List Table 7 Colorful" w:uiPriority="52"/>
+    <w:lsdException w:name="List Table 1 Light Accent 1" w:uiPriority="46"/>
+    <w:lsdException w:name="List Table 2 Accent 1" w:uiPriority="47"/>
+    <w:lsdException w:name="List Table 3 Accent 1" w:uiPriority="48"/>
+    <w:lsdException w:name="List Table 4 Accent 1" w:uiPriority="49"/>
+    <w:lsdException w:name="List Table 5 Dark Accent 1" w:uiPriority="50"/>
+    <w:lsdException w:name="List Table 6 Colorful Accent 1" w:uiPriority="51"/>
+    <w:lsdException w:name="List Table 7 Colorful Accent 1" w:uiPriority="52"/>
+    <w:lsdException w:name="List Table 1 Light Accent 2" w:uiPriority="46"/>
+    <w:lsdException w:name="List Table 2 Accent 2" w:uiPriority="47"/>
+    <w:lsdException w:name="List Table 3 Accent 2" w:uiPriority="48"/>
+    <w:lsdException w:name="List Table 4 Accent 2" w:uiPriority="49"/>
+    <w:lsdException w:name="List Table 5 Dark Accent 2" w:uiPriority="50"/>
+    <w:lsdException w:name="List Table 6 Colorful Accent 2" w:uiPriority="51"/>
+    <w:lsdException w:name="List Table 7 Colorful Accent 2" w:uiPriority="52"/>
+    <w:lsdException w:name="List Table 1 Light Accent 3" w:uiPriority="46"/>
+    <w:lsdException w:name="List Table 2 Accent 3" w:uiPriority="47"/>
+    <w:lsdException w:name="List Table 3 Accent 3" w:uiPriority="48"/>
+    <w:lsdException w:name="List Table 4 Accent 3" w:uiPriority="49"/>
+    <w:lsdException w:name="List Table 5 Dark Accent 3" w:uiPriority="50"/>
+    <w:lsdException w:name="List Table 6 Colorful Accent 3" w:uiPriority="51"/>
+    <w:lsdException w:name="List Table 7 Colorful Accent 3" w:uiPriority="52"/>
+    <w:lsdException w:name="List Table 1 Light Accent 4" w:uiPriority="46"/>
+    <w:lsdException w:name="List Table 2 Accent 4" w:uiPriority="47"/>
+    <w:lsdException w:name="List Table 3 Accent 4" w:uiPriority="48"/>
+    <w:lsdException w:name="List Table 4 Accent 4" w:uiPriority="49"/>
+    <w:lsdException w:name="List Table 5 Dark Accent 4" w:uiPriority="50"/>
+    <w:lsdException w:name="List Table 6 Colorful Accent 4" w:uiPriority="51"/>
+    <w:lsdException w:name="List Table 7 Colorful Accent 4" w:uiPriority="52"/>
+    <w:lsdException w:name="List Table 1 Light Accent 5" w:uiPriority="46"/>
+    <w:lsdException w:name="List Table 2 Accent 5" w:uiPriority="47"/>
+    <w:lsdException w:name="List Table 3 Accent 5" w:uiPriority="48"/>
+    <w:lsdException w:name="List Table 4 Accent 5" w:uiPriority="49"/>
+    <w:lsdException w:name="List Table 5 Dark Accent 5" w:uiPriority="50"/>
+    <w:lsdException w:name="List Table 6 Colorful Accent 5" w:uiPriority="51"/>
+    <w:lsdException w:name="List Table 7 Colorful Accent 5" w:uiPriority="52"/>
+    <w:lsdException w:name="List Table 1 Light Accent 6" w:uiPriority="46"/>
+    <w:lsdException w:name="List Table 2 Accent 6" w:uiPriority="47"/>
+    <w:lsdException w:name="List Table 3 Accent 6" w:uiPriority="48"/>
+    <w:lsdException w:name="List Table 4 Accent 6" w:uiPriority="49"/>
+    <w:lsdException w:name="List Table 5 Dark Accent 6" w:uiPriority="50"/>
+    <w:lsdException w:name="List Table 6 Colorful Accent 6" w:uiPriority="51"/>
+    <w:lsdException w:name="List Table 7 Colorful Accent 6" w:uiPriority="52"/>
   </w:latentStyles>
-  <w:style w:type="paragraph" w:default="1" w:styleId="Normalny">
+  <w:style w:type="paragraph" w:default="1" w:styleId="Normal">
     <w:name w:val="Normal"/>
     <w:qFormat/>
   </w:style>
-  <w:style w:type="character" w:default="1" w:styleId="Domylnaczcionkaakapitu">
+  <w:style w:type="character" w:default="1" w:styleId="DefaultParagraphFont">
     <w:name w:val="Default Paragraph Font"/>
     <w:uiPriority w:val="1"/>
     <w:semiHidden/>
     <w:unhideWhenUsed/>
   </w:style>
-  <w:style w:type="table" w:default="1" w:styleId="Standardowy">
+  <w:style w:type="table" w:default="1" w:styleId="TableNormal">
     <w:name w:val="Normal Table"/>
     <w:uiPriority w:val="99"/>
     <w:semiHidden/>
     <w:unhideWhenUsed/>
-    <w:qFormat/>
     <w:tblPr>
       <w:tblInd w:w="0" w:type="dxa"/>
       <w:tblCellMar>
@@ -205,7 +450,7 @@
       </w:tblCellMar>
     </w:tblPr>
   </w:style>
-  <w:style w:type="numbering" w:default="1" w:styleId="Bezlisty">
+  <w:style w:type="numbering" w:default="1" w:styleId="NoList">
     <w:name w:val="No List"/>
     <w:uiPriority w:val="99"/>
     <w:semiHidden/>

--- a/dokumentacja.docx
+++ b/dokumentacja.docx
@@ -8,8 +8,18 @@
       </w:r>
     </w:p>
     <w:p>
+      <w:pPr>
+        <w:rPr>
+          <w:rFonts w:hint="cs"/>
+          <w:rtl/>
+          <w:lang w:bidi="ar-EG"/>
+        </w:rPr>
+      </w:pPr>
       <w:r>
         <w:t>Cel projektu:</w:t>
+      </w:r>
+      <w:r>
+        <w:t xml:space="preserve"> Tworzenie gry labiryntowe</w:t>
       </w:r>
     </w:p>
     <w:p>
@@ -18,8 +28,34 @@
       </w:r>
     </w:p>
     <w:p>
+      <w:pPr>
+        <w:rPr>
+          <w:rtl/>
+        </w:rPr>
+      </w:pPr>
       <w:r>
         <w:t>Podstawe rzeczy w gry(mapy)</w:t>
+      </w:r>
+      <w:r>
+        <w:t>,</w:t>
+      </w:r>
+      <w:r>
+        <w:t xml:space="preserve"> przesuwanie gracza za pomocą (w,s,a,d)</w:t>
+      </w:r>
+    </w:p>
+    <w:p>
+      <w:r>
+        <w:t>5 czerwca 2026</w:t>
+      </w:r>
+    </w:p>
+    <w:p>
+      <w:pPr>
+        <w:rPr>
+          <w:lang w:val="en-US"/>
+        </w:rPr>
+      </w:pPr>
+      <w:r>
+        <w:t>Zmienic mapy</w:t>
       </w:r>
       <w:bookmarkStart w:id="0" w:name="_GoBack"/>
       <w:bookmarkEnd w:id="0"/>

--- a/dokumentacja.docx
+++ b/dokumentacja.docx
@@ -1,82 +1,190 @@
 
 <file path=word/document.xml><?xml version="1.0" encoding="utf-8"?>
-<w:document xmlns:wpc="http://schemas.microsoft.com/office/word/2010/wordprocessingCanvas" xmlns:cx="http://schemas.microsoft.com/office/drawing/2014/chartex" xmlns:cx1="http://schemas.microsoft.com/office/drawing/2015/9/8/chartex" xmlns:mc="http://schemas.openxmlformats.org/markup-compatibility/2006" xmlns:o="urn:schemas-microsoft-com:office:office" xmlns:r="http://schemas.openxmlformats.org/officeDocument/2006/relationships" xmlns:m="http://schemas.openxmlformats.org/officeDocument/2006/math" xmlns:v="urn:schemas-microsoft-com:vml" xmlns:wp14="http://schemas.microsoft.com/office/word/2010/wordprocessingDrawing" xmlns:wp="http://schemas.openxmlformats.org/drawingml/2006/wordprocessingDrawing" xmlns:w10="urn:schemas-microsoft-com:office:word" xmlns:w="http://schemas.openxmlformats.org/wordprocessingml/2006/main" xmlns:w14="http://schemas.microsoft.com/office/word/2010/wordml" xmlns:w15="http://schemas.microsoft.com/office/word/2012/wordml" xmlns:w16se="http://schemas.microsoft.com/office/word/2015/wordml/symex" xmlns:wpg="http://schemas.microsoft.com/office/word/2010/wordprocessingGroup" xmlns:wpi="http://schemas.microsoft.com/office/word/2010/wordprocessingInk" xmlns:wne="http://schemas.microsoft.com/office/word/2006/wordml" xmlns:wps="http://schemas.microsoft.com/office/word/2010/wordprocessingShape" mc:Ignorable="w14 w15 w16se wp14">
+<w:document xmlns:o="urn:schemas-microsoft-com:office:office" xmlns:r="http://schemas.openxmlformats.org/officeDocument/2006/relationships" xmlns:v="urn:schemas-microsoft-com:vml" xmlns:w="http://schemas.openxmlformats.org/wordprocessingml/2006/main" xmlns:w10="urn:schemas-microsoft-com:office:word" xmlns:wp="http://schemas.openxmlformats.org/drawingml/2006/wordprocessingDrawing" xmlns:pic="http://schemas.openxmlformats.org/drawingml/2006/picture" xmlns:wps="http://schemas.microsoft.com/office/word/2010/wordprocessingShape" xmlns:wpg="http://schemas.microsoft.com/office/word/2010/wordprocessingGroup" xmlns:mc="http://schemas.openxmlformats.org/markup-compatibility/2006" xmlns:wp14="http://schemas.microsoft.com/office/word/2010/wordprocessingDrawing" xmlns:w14="http://schemas.microsoft.com/office/word/2010/wordml" xmlns:w15="http://schemas.microsoft.com/office/word/2012/wordml" mc:Ignorable="w14 wp14 w15">
   <w:body>
     <w:p>
-      <w:r>
+      <w:pPr>
+        <w:pStyle w:val="Normal"/>
+        <w:rPr/>
+      </w:pPr>
+      <w:r>
+        <w:rPr/>
         <w:t>2 czerwca</w:t>
       </w:r>
     </w:p>
     <w:p>
       <w:pPr>
+        <w:pStyle w:val="Normal"/>
         <w:rPr>
           <w:rFonts w:hint="cs"/>
-          <w:rtl/>
           <w:lang w:bidi="ar-EG"/>
         </w:rPr>
       </w:pPr>
       <w:r>
-        <w:t>Cel projektu:</w:t>
-      </w:r>
-      <w:r>
-        <w:t xml:space="preserve"> Tworzenie gry labiryntowe</w:t>
-      </w:r>
-    </w:p>
-    <w:p>
-      <w:r>
+        <w:rPr/>
+        <w:t>Cel projektu: Tworzenie gry labiryntowe</w:t>
+      </w:r>
+    </w:p>
+    <w:p>
+      <w:pPr>
+        <w:pStyle w:val="Normal"/>
+        <w:rPr/>
+      </w:pPr>
+      <w:r>
+        <w:rPr/>
         <w:t>4 czerwca 2026</w:t>
       </w:r>
     </w:p>
     <w:p>
       <w:pPr>
-        <w:rPr>
-          <w:rtl/>
-        </w:rPr>
-      </w:pPr>
-      <w:r>
-        <w:t>Podstawe rzeczy w gry(mapy)</w:t>
-      </w:r>
-      <w:r>
-        <w:t>,</w:t>
-      </w:r>
-      <w:r>
-        <w:t xml:space="preserve"> przesuwanie gracza za pomocą (w,s,a,d)</w:t>
-      </w:r>
-    </w:p>
-    <w:p>
-      <w:r>
+        <w:pStyle w:val="Normal"/>
+        <w:rPr/>
+      </w:pPr>
+      <w:r>
+        <w:rPr/>
+        <w:t>Podstawe rzeczy w gry(mapy), przesuwanie gracza za pomocą (w,s,a,d)</w:t>
+      </w:r>
+    </w:p>
+    <w:p>
+      <w:pPr>
+        <w:pStyle w:val="Normal"/>
+        <w:rPr/>
+      </w:pPr>
+      <w:r>
+        <w:rPr/>
         <w:t>5 czerwca 2026</w:t>
       </w:r>
     </w:p>
     <w:p>
       <w:pPr>
-        <w:rPr>
-          <w:lang w:val="en-US"/>
-        </w:rPr>
-      </w:pPr>
-      <w:r>
+        <w:pStyle w:val="Normal"/>
+        <w:rPr>
+          <w:lang w:val="en-US"/>
+        </w:rPr>
+      </w:pPr>
+      <w:r>
+        <w:rPr/>
         <w:t>Zmienic mapy</w:t>
       </w:r>
+    </w:p>
+    <w:p>
+      <w:pPr>
+        <w:pStyle w:val="Normal"/>
+        <w:rPr>
+          <w:lang w:val="en-US"/>
+        </w:rPr>
+      </w:pPr>
       <w:bookmarkStart w:id="0" w:name="_GoBack"/>
       <w:bookmarkEnd w:id="0"/>
-    </w:p>
-    <w:p/>
+      <w:r>
+        <w:rPr>
+          <w:lang w:val="en-US"/>
+        </w:rPr>
+        <w:t>15 sierpien</w:t>
+      </w:r>
+    </w:p>
+    <w:p>
+      <w:pPr>
+        <w:pStyle w:val="Normal"/>
+        <w:rPr>
+          <w:lang w:val="en-US"/>
+        </w:rPr>
+      </w:pPr>
+      <w:r>
+        <w:rPr>
+          <w:lang w:val="en-US"/>
+        </w:rPr>
+        <w:t>tworzenie nowej gry (X i O), rysowanie planszy i umożliwienie graczowi wyboru miejsca, w którym umieści X lub O</w:t>
+      </w:r>
+    </w:p>
+    <w:p>
+      <w:pPr>
+        <w:pStyle w:val="Normal"/>
+        <w:rPr>
+          <w:lang w:val="en-US"/>
+        </w:rPr>
+      </w:pPr>
+      <w:r>
+        <w:rPr>
+          <w:lang w:val="en-US"/>
+        </w:rPr>
+        <w:t>16 sierpien</w:t>
+      </w:r>
+    </w:p>
+    <w:p>
+      <w:pPr>
+        <w:pStyle w:val="Normal"/>
+        <w:rPr>
+          <w:lang w:val="en-US"/>
+        </w:rPr>
+      </w:pPr>
+      <w:r>
+        <w:rPr>
+          <w:lang w:val="en-US"/>
+        </w:rPr>
+        <w:t>napisałem kod, który decyduje, kto wygrywa</w:t>
+      </w:r>
+    </w:p>
+    <w:p>
+      <w:pPr>
+        <w:pStyle w:val="Normal"/>
+        <w:rPr>
+          <w:lang w:val="en-US"/>
+        </w:rPr>
+      </w:pPr>
+      <w:r>
+        <w:rPr>
+          <w:lang w:val="en-US"/>
+        </w:rPr>
+        <w:t>26 sierpien</w:t>
+      </w:r>
+    </w:p>
+    <w:p>
+      <w:pPr>
+        <w:pStyle w:val="Normal"/>
+        <w:rPr>
+          <w:lang w:val="pl-PL"/>
+        </w:rPr>
+      </w:pPr>
+      <w:r>
+        <w:rPr>
+          <w:lang w:val="pl-PL"/>
+        </w:rPr>
+        <w:t>łatwe sposob dla uzytnikow aby wbierać miejsce, w którym chce umieścić x lub o.</w:t>
+      </w:r>
+    </w:p>
+    <w:p>
+      <w:pPr>
+        <w:pStyle w:val="Normal"/>
+        <w:widowControl/>
+        <w:bidi w:val="0"/>
+        <w:spacing w:lineRule="auto" w:line="276" w:before="0" w:after="200"/>
+        <w:jc w:val="left"/>
+        <w:rPr/>
+      </w:pPr>
+      <w:r>
+        <w:rPr/>
+      </w:r>
+    </w:p>
     <w:sectPr>
+      <w:type w:val="nextPage"/>
       <w:pgSz w:w="11906" w:h="16838"/>
-      <w:pgMar w:top="1417" w:right="1417" w:bottom="1417" w:left="1417" w:header="708" w:footer="708" w:gutter="0"/>
-      <w:cols w:space="708"/>
-      <w:docGrid w:linePitch="360"/>
+      <w:pgMar w:left="1417" w:right="1417" w:gutter="0" w:header="0" w:top="1417" w:footer="0" w:bottom="1417"/>
+      <w:pgNumType w:fmt="decimal"/>
+      <w:formProt w:val="false"/>
+      <w:textDirection w:val="lrTb"/>
+      <w:docGrid w:type="default" w:linePitch="360" w:charSpace="0"/>
     </w:sectPr>
   </w:body>
 </w:document>
 </file>
 
 <file path=word/styles.xml><?xml version="1.0" encoding="utf-8"?>
-<w:styles xmlns:mc="http://schemas.openxmlformats.org/markup-compatibility/2006" xmlns:r="http://schemas.openxmlformats.org/officeDocument/2006/relationships" xmlns:w="http://schemas.openxmlformats.org/wordprocessingml/2006/main" xmlns:w14="http://schemas.microsoft.com/office/word/2010/wordml" xmlns:w15="http://schemas.microsoft.com/office/word/2012/wordml" xmlns:w16se="http://schemas.microsoft.com/office/word/2015/wordml/symex" mc:Ignorable="w14 w15 w16se">
+<w:styles xmlns:w="http://schemas.openxmlformats.org/wordprocessingml/2006/main" xmlns:w14="http://schemas.microsoft.com/office/word/2010/wordml" xmlns:mc="http://schemas.openxmlformats.org/markup-compatibility/2006" mc:Ignorable="w14">
   <w:docDefaults>
     <w:rPrDefault>
       <w:rPr>
-        <w:rFonts w:asciiTheme="minorHAnsi" w:eastAsiaTheme="minorEastAsia" w:hAnsiTheme="minorHAnsi" w:cstheme="minorBidi"/>
+        <w:rFonts w:ascii="Calibri" w:hAnsi="Calibri" w:eastAsia="" w:cs="" w:asciiTheme="minorHAnsi" w:cstheme="minorBidi" w:eastAsiaTheme="minorEastAsia" w:hAnsiTheme="minorHAnsi"/>
         <w:sz w:val="22"/>
         <w:szCs w:val="22"/>
         <w:lang w:val="pl-PL" w:eastAsia="pl-PL" w:bidi="ar-SA"/>
@@ -84,21 +192,21 @@
     </w:rPrDefault>
     <w:pPrDefault>
       <w:pPr>
-        <w:spacing w:after="200" w:line="276" w:lineRule="auto"/>
+        <w:suppressAutoHyphens w:val="true"/>
       </w:pPr>
     </w:pPrDefault>
   </w:docDefaults>
   <w:latentStyles w:defLockedState="0" w:defUIPriority="99" w:defSemiHidden="0" w:defUnhideWhenUsed="0" w:defQFormat="0" w:count="371">
     <w:lsdException w:name="Normal" w:uiPriority="0" w:qFormat="1"/>
     <w:lsdException w:name="heading 1" w:uiPriority="9" w:qFormat="1"/>
-    <w:lsdException w:name="heading 2" w:semiHidden="1" w:uiPriority="9" w:unhideWhenUsed="1" w:qFormat="1"/>
-    <w:lsdException w:name="heading 3" w:semiHidden="1" w:uiPriority="9" w:unhideWhenUsed="1" w:qFormat="1"/>
-    <w:lsdException w:name="heading 4" w:semiHidden="1" w:uiPriority="9" w:unhideWhenUsed="1" w:qFormat="1"/>
-    <w:lsdException w:name="heading 5" w:semiHidden="1" w:uiPriority="9" w:unhideWhenUsed="1" w:qFormat="1"/>
-    <w:lsdException w:name="heading 6" w:semiHidden="1" w:uiPriority="9" w:unhideWhenUsed="1" w:qFormat="1"/>
-    <w:lsdException w:name="heading 7" w:semiHidden="1" w:uiPriority="9" w:unhideWhenUsed="1" w:qFormat="1"/>
-    <w:lsdException w:name="heading 8" w:semiHidden="1" w:uiPriority="9" w:unhideWhenUsed="1" w:qFormat="1"/>
-    <w:lsdException w:name="heading 9" w:semiHidden="1" w:uiPriority="9" w:unhideWhenUsed="1" w:qFormat="1"/>
+    <w:lsdException w:name="heading 2" w:uiPriority="9" w:semiHidden="1" w:unhideWhenUsed="1" w:qFormat="1"/>
+    <w:lsdException w:name="heading 3" w:uiPriority="9" w:semiHidden="1" w:unhideWhenUsed="1" w:qFormat="1"/>
+    <w:lsdException w:name="heading 4" w:uiPriority="9" w:semiHidden="1" w:unhideWhenUsed="1" w:qFormat="1"/>
+    <w:lsdException w:name="heading 5" w:uiPriority="9" w:semiHidden="1" w:unhideWhenUsed="1" w:qFormat="1"/>
+    <w:lsdException w:name="heading 6" w:uiPriority="9" w:semiHidden="1" w:unhideWhenUsed="1" w:qFormat="1"/>
+    <w:lsdException w:name="heading 7" w:uiPriority="9" w:semiHidden="1" w:unhideWhenUsed="1" w:qFormat="1"/>
+    <w:lsdException w:name="heading 8" w:uiPriority="9" w:semiHidden="1" w:unhideWhenUsed="1" w:qFormat="1"/>
+    <w:lsdException w:name="heading 9" w:uiPriority="9" w:semiHidden="1" w:unhideWhenUsed="1" w:qFormat="1"/>
     <w:lsdException w:name="index 1" w:semiHidden="1" w:unhideWhenUsed="1"/>
     <w:lsdException w:name="index 2" w:semiHidden="1" w:unhideWhenUsed="1"/>
     <w:lsdException w:name="index 3" w:semiHidden="1" w:unhideWhenUsed="1"/>
@@ -108,22 +216,22 @@
     <w:lsdException w:name="index 7" w:semiHidden="1" w:unhideWhenUsed="1"/>
     <w:lsdException w:name="index 8" w:semiHidden="1" w:unhideWhenUsed="1"/>
     <w:lsdException w:name="index 9" w:semiHidden="1" w:unhideWhenUsed="1"/>
-    <w:lsdException w:name="toc 1" w:semiHidden="1" w:uiPriority="39" w:unhideWhenUsed="1"/>
-    <w:lsdException w:name="toc 2" w:semiHidden="1" w:uiPriority="39" w:unhideWhenUsed="1"/>
-    <w:lsdException w:name="toc 3" w:semiHidden="1" w:uiPriority="39" w:unhideWhenUsed="1"/>
-    <w:lsdException w:name="toc 4" w:semiHidden="1" w:uiPriority="39" w:unhideWhenUsed="1"/>
-    <w:lsdException w:name="toc 5" w:semiHidden="1" w:uiPriority="39" w:unhideWhenUsed="1"/>
-    <w:lsdException w:name="toc 6" w:semiHidden="1" w:uiPriority="39" w:unhideWhenUsed="1"/>
-    <w:lsdException w:name="toc 7" w:semiHidden="1" w:uiPriority="39" w:unhideWhenUsed="1"/>
-    <w:lsdException w:name="toc 8" w:semiHidden="1" w:uiPriority="39" w:unhideWhenUsed="1"/>
-    <w:lsdException w:name="toc 9" w:semiHidden="1" w:uiPriority="39" w:unhideWhenUsed="1"/>
+    <w:lsdException w:name="toc 1" w:uiPriority="39" w:semiHidden="1" w:unhideWhenUsed="1"/>
+    <w:lsdException w:name="toc 2" w:uiPriority="39" w:semiHidden="1" w:unhideWhenUsed="1"/>
+    <w:lsdException w:name="toc 3" w:uiPriority="39" w:semiHidden="1" w:unhideWhenUsed="1"/>
+    <w:lsdException w:name="toc 4" w:uiPriority="39" w:semiHidden="1" w:unhideWhenUsed="1"/>
+    <w:lsdException w:name="toc 5" w:uiPriority="39" w:semiHidden="1" w:unhideWhenUsed="1"/>
+    <w:lsdException w:name="toc 6" w:uiPriority="39" w:semiHidden="1" w:unhideWhenUsed="1"/>
+    <w:lsdException w:name="toc 7" w:uiPriority="39" w:semiHidden="1" w:unhideWhenUsed="1"/>
+    <w:lsdException w:name="toc 8" w:uiPriority="39" w:semiHidden="1" w:unhideWhenUsed="1"/>
+    <w:lsdException w:name="toc 9" w:uiPriority="39" w:semiHidden="1" w:unhideWhenUsed="1"/>
     <w:lsdException w:name="Normal Indent" w:semiHidden="1" w:unhideWhenUsed="1"/>
     <w:lsdException w:name="footnote text" w:semiHidden="1" w:unhideWhenUsed="1"/>
     <w:lsdException w:name="annotation text" w:semiHidden="1" w:unhideWhenUsed="1"/>
     <w:lsdException w:name="header" w:semiHidden="1" w:unhideWhenUsed="1"/>
     <w:lsdException w:name="footer" w:semiHidden="1" w:unhideWhenUsed="1"/>
     <w:lsdException w:name="index heading" w:semiHidden="1" w:unhideWhenUsed="1"/>
-    <w:lsdException w:name="caption" w:semiHidden="1" w:uiPriority="35" w:unhideWhenUsed="1" w:qFormat="1"/>
+    <w:lsdException w:name="caption" w:uiPriority="35" w:semiHidden="1" w:unhideWhenUsed="1" w:qFormat="1"/>
     <w:lsdException w:name="table of figures" w:semiHidden="1" w:unhideWhenUsed="1"/>
     <w:lsdException w:name="envelope address" w:semiHidden="1" w:unhideWhenUsed="1"/>
     <w:lsdException w:name="envelope return" w:semiHidden="1" w:unhideWhenUsed="1"/>
@@ -154,7 +262,7 @@
     <w:lsdException w:name="Title" w:uiPriority="10" w:qFormat="1"/>
     <w:lsdException w:name="Closing" w:semiHidden="1" w:unhideWhenUsed="1"/>
     <w:lsdException w:name="Signature" w:semiHidden="1" w:unhideWhenUsed="1"/>
-    <w:lsdException w:name="Default Paragraph Font" w:semiHidden="1" w:uiPriority="1" w:unhideWhenUsed="1"/>
+    <w:lsdException w:name="Default Paragraph Font" w:uiPriority="1" w:semiHidden="1" w:unhideWhenUsed="1"/>
     <w:lsdException w:name="Body Text" w:semiHidden="1" w:unhideWhenUsed="1"/>
     <w:lsdException w:name="Body Text Indent" w:semiHidden="1" w:unhideWhenUsed="1"/>
     <w:lsdException w:name="List Continue" w:semiHidden="1" w:unhideWhenUsed="1"/>
@@ -354,8 +462,8 @@
     <w:lsdException w:name="Subtle Reference" w:uiPriority="31" w:qFormat="1"/>
     <w:lsdException w:name="Intense Reference" w:uiPriority="32" w:qFormat="1"/>
     <w:lsdException w:name="Book Title" w:uiPriority="33" w:qFormat="1"/>
-    <w:lsdException w:name="Bibliography" w:semiHidden="1" w:uiPriority="37" w:unhideWhenUsed="1"/>
-    <w:lsdException w:name="TOC Heading" w:semiHidden="1" w:uiPriority="39" w:unhideWhenUsed="1" w:qFormat="1"/>
+    <w:lsdException w:name="Bibliography" w:uiPriority="37" w:semiHidden="1" w:unhideWhenUsed="1"/>
+    <w:lsdException w:name="TOC Heading" w:uiPriority="39" w:semiHidden="1" w:unhideWhenUsed="1" w:qFormat="1"/>
     <w:lsdException w:name="Plain Table 1" w:uiPriority="41"/>
     <w:lsdException w:name="Plain Table 2" w:uiPriority="42"/>
     <w:lsdException w:name="Plain Table 3" w:uiPriority="43"/>
@@ -461,15 +569,97 @@
     <w:lsdException w:name="List Table 6 Colorful Accent 6" w:uiPriority="51"/>
     <w:lsdException w:name="List Table 7 Colorful Accent 6" w:uiPriority="52"/>
   </w:latentStyles>
-  <w:style w:type="paragraph" w:default="1" w:styleId="Normal">
+  <w:style w:type="paragraph" w:styleId="Normal" w:default="1">
     <w:name w:val="Normal"/>
     <w:qFormat/>
+    <w:pPr>
+      <w:widowControl/>
+      <w:suppressAutoHyphens w:val="true"/>
+      <w:bidi w:val="0"/>
+      <w:spacing w:lineRule="auto" w:line="276" w:before="0" w:after="200"/>
+      <w:jc w:val="left"/>
+    </w:pPr>
+    <w:rPr>
+      <w:rFonts w:ascii="Calibri" w:hAnsi="Calibri" w:eastAsia="" w:cs="" w:asciiTheme="minorHAnsi" w:cstheme="minorBidi" w:eastAsiaTheme="minorEastAsia" w:hAnsiTheme="minorHAnsi"/>
+      <w:color w:val="auto"/>
+      <w:kern w:val="0"/>
+      <w:sz w:val="22"/>
+      <w:szCs w:val="22"/>
+      <w:lang w:val="pl-PL" w:eastAsia="pl-PL" w:bidi="ar-SA"/>
+    </w:rPr>
   </w:style>
-  <w:style w:type="character" w:default="1" w:styleId="DefaultParagraphFont">
+  <w:style w:type="character" w:styleId="DefaultParagraphFont" w:default="1">
     <w:name w:val="Default Paragraph Font"/>
     <w:uiPriority w:val="1"/>
     <w:semiHidden/>
     <w:unhideWhenUsed/>
+    <w:qFormat/>
+    <w:rPr/>
+  </w:style>
+  <w:style w:type="paragraph" w:styleId="Heading">
+    <w:name w:val="Heading"/>
+    <w:basedOn w:val="Normal"/>
+    <w:next w:val="BodyText"/>
+    <w:qFormat/>
+    <w:pPr>
+      <w:keepNext w:val="true"/>
+      <w:spacing w:before="240" w:after="120"/>
+    </w:pPr>
+    <w:rPr>
+      <w:rFonts w:ascii="Liberation Sans" w:hAnsi="Liberation Sans" w:eastAsia="Microsoft YaHei" w:cs="Lucida Sans"/>
+      <w:sz w:val="28"/>
+      <w:szCs w:val="28"/>
+    </w:rPr>
+  </w:style>
+  <w:style w:type="paragraph" w:styleId="BodyText">
+    <w:name w:val="Body Text"/>
+    <w:basedOn w:val="Normal"/>
+    <w:pPr>
+      <w:spacing w:lineRule="auto" w:line="276" w:before="0" w:after="140"/>
+    </w:pPr>
+    <w:rPr/>
+  </w:style>
+  <w:style w:type="paragraph" w:styleId="List">
+    <w:name w:val="List"/>
+    <w:basedOn w:val="BodyText"/>
+    <w:pPr/>
+    <w:rPr>
+      <w:rFonts w:cs="Lucida Sans"/>
+    </w:rPr>
+  </w:style>
+  <w:style w:type="paragraph" w:styleId="Caption">
+    <w:name w:val="caption"/>
+    <w:basedOn w:val="Normal"/>
+    <w:qFormat/>
+    <w:pPr>
+      <w:suppressLineNumbers/>
+      <w:spacing w:before="120" w:after="120"/>
+    </w:pPr>
+    <w:rPr>
+      <w:rFonts w:cs="Lucida Sans"/>
+      <w:i/>
+      <w:iCs/>
+      <w:sz w:val="24"/>
+      <w:szCs w:val="24"/>
+    </w:rPr>
+  </w:style>
+  <w:style w:type="paragraph" w:styleId="Index">
+    <w:name w:val="Index"/>
+    <w:basedOn w:val="Normal"/>
+    <w:qFormat/>
+    <w:pPr>
+      <w:suppressLineNumbers/>
+    </w:pPr>
+    <w:rPr>
+      <w:rFonts w:cs="Lucida Sans"/>
+    </w:rPr>
+  </w:style>
+  <w:style w:type="numbering" w:styleId="NoList" w:default="1">
+    <w:name w:val="No List"/>
+    <w:uiPriority w:val="99"/>
+    <w:semiHidden/>
+    <w:unhideWhenUsed/>
+    <w:qFormat/>
   </w:style>
   <w:style w:type="table" w:default="1" w:styleId="TableNormal">
     <w:name w:val="Normal Table"/>
@@ -477,7 +667,6 @@
     <w:semiHidden/>
     <w:unhideWhenUsed/>
     <w:tblPr>
-      <w:tblInd w:w="0" w:type="dxa"/>
       <w:tblCellMar>
         <w:top w:w="0" w:type="dxa"/>
         <w:left w:w="108" w:type="dxa"/>
@@ -486,24 +675,18 @@
       </w:tblCellMar>
     </w:tblPr>
   </w:style>
-  <w:style w:type="numbering" w:default="1" w:styleId="NoList">
-    <w:name w:val="No List"/>
-    <w:uiPriority w:val="99"/>
-    <w:semiHidden/>
-    <w:unhideWhenUsed/>
-  </w:style>
 </w:styles>
 </file>
 
 <file path=word/theme/theme1.xml><?xml version="1.0" encoding="utf-8"?>
-<a:theme xmlns:a="http://schemas.openxmlformats.org/drawingml/2006/main" name="Motyw pakietu Office">
+<a:theme xmlns:a="http://schemas.openxmlformats.org/drawingml/2006/main" xmlns:r="http://schemas.openxmlformats.org/officeDocument/2006/relationships" name="Motyw pakietu Office">
   <a:themeElements>
     <a:clrScheme name="Pakiet Office">
       <a:dk1>
-        <a:sysClr val="windowText" lastClr="000000"/>
+        <a:srgbClr val="000000"/>
       </a:dk1>
       <a:lt1>
-        <a:sysClr val="window" lastClr="FFFFFF"/>
+        <a:srgbClr val="FFFFFF"/>
       </a:lt1>
       <a:dk2>
         <a:srgbClr val="1F497D"/>
@@ -538,242 +721,134 @@
     </a:clrScheme>
     <a:fontScheme name="Pakiet Office">
       <a:majorFont>
-        <a:latin typeface="Cambria"/>
+        <a:latin typeface="Cambria" pitchFamily="0" charset="1"/>
         <a:ea typeface=""/>
         <a:cs typeface=""/>
-        <a:font script="Jpan" typeface="ＭＳ ゴシック"/>
-        <a:font script="Hang" typeface="맑은 고딕"/>
-        <a:font script="Hans" typeface="宋体"/>
-        <a:font script="Hant" typeface="新細明體"/>
-        <a:font script="Arab" typeface="Times New Roman"/>
-        <a:font script="Hebr" typeface="Times New Roman"/>
-        <a:font script="Thai" typeface="Angsana New"/>
-        <a:font script="Ethi" typeface="Nyala"/>
-        <a:font script="Beng" typeface="Vrinda"/>
-        <a:font script="Gujr" typeface="Shruti"/>
-        <a:font script="Khmr" typeface="MoolBoran"/>
-        <a:font script="Knda" typeface="Tunga"/>
-        <a:font script="Guru" typeface="Raavi"/>
-        <a:font script="Cans" typeface="Euphemia"/>
-        <a:font script="Cher" typeface="Plantagenet Cherokee"/>
-        <a:font script="Yiii" typeface="Microsoft Yi Baiti"/>
-        <a:font script="Tibt" typeface="Microsoft Himalaya"/>
-        <a:font script="Thaa" typeface="MV Boli"/>
-        <a:font script="Deva" typeface="Mangal"/>
-        <a:font script="Telu" typeface="Gautami"/>
-        <a:font script="Taml" typeface="Latha"/>
-        <a:font script="Syrc" typeface="Estrangelo Edessa"/>
-        <a:font script="Orya" typeface="Kalinga"/>
-        <a:font script="Mlym" typeface="Kartika"/>
-        <a:font script="Laoo" typeface="DokChampa"/>
-        <a:font script="Sinh" typeface="Iskoola Pota"/>
-        <a:font script="Mong" typeface="Mongolian Baiti"/>
-        <a:font script="Viet" typeface="Times New Roman"/>
-        <a:font script="Uigh" typeface="Microsoft Uighur"/>
       </a:majorFont>
       <a:minorFont>
-        <a:latin typeface="Calibri"/>
+        <a:latin typeface="Calibri" pitchFamily="0" charset="1"/>
         <a:ea typeface=""/>
         <a:cs typeface=""/>
-        <a:font script="Jpan" typeface="ＭＳ 明朝"/>
-        <a:font script="Hang" typeface="맑은 고딕"/>
-        <a:font script="Hans" typeface="宋体"/>
-        <a:font script="Hant" typeface="新細明體"/>
-        <a:font script="Arab" typeface="Arial"/>
-        <a:font script="Hebr" typeface="Arial"/>
-        <a:font script="Thai" typeface="Cordia New"/>
-        <a:font script="Ethi" typeface="Nyala"/>
-        <a:font script="Beng" typeface="Vrinda"/>
-        <a:font script="Gujr" typeface="Shruti"/>
-        <a:font script="Khmr" typeface="DaunPenh"/>
-        <a:font script="Knda" typeface="Tunga"/>
-        <a:font script="Guru" typeface="Raavi"/>
-        <a:font script="Cans" typeface="Euphemia"/>
-        <a:font script="Cher" typeface="Plantagenet Cherokee"/>
-        <a:font script="Yiii" typeface="Microsoft Yi Baiti"/>
-        <a:font script="Tibt" typeface="Microsoft Himalaya"/>
-        <a:font script="Thaa" typeface="MV Boli"/>
-        <a:font script="Deva" typeface="Mangal"/>
-        <a:font script="Telu" typeface="Gautami"/>
-        <a:font script="Taml" typeface="Latha"/>
-        <a:font script="Syrc" typeface="Estrangelo Edessa"/>
-        <a:font script="Orya" typeface="Kalinga"/>
-        <a:font script="Mlym" typeface="Kartika"/>
-        <a:font script="Laoo" typeface="DokChampa"/>
-        <a:font script="Sinh" typeface="Iskoola Pota"/>
-        <a:font script="Mong" typeface="Mongolian Baiti"/>
-        <a:font script="Viet" typeface="Arial"/>
-        <a:font script="Uigh" typeface="Microsoft Uighur"/>
       </a:minorFont>
     </a:fontScheme>
-    <a:fmtScheme name="Pakiet Office">
+    <a:fmtScheme>
       <a:fillStyleLst>
         <a:solidFill>
           <a:schemeClr val="phClr"/>
         </a:solidFill>
-        <a:gradFill rotWithShape="1">
+        <a:gradFill>
           <a:gsLst>
             <a:gs pos="0">
               <a:schemeClr val="phClr">
                 <a:tint val="50000"/>
-                <a:satMod val="300000"/>
               </a:schemeClr>
             </a:gs>
             <a:gs pos="35000">
               <a:schemeClr val="phClr">
                 <a:tint val="37000"/>
-                <a:satMod val="300000"/>
               </a:schemeClr>
             </a:gs>
             <a:gs pos="100000">
               <a:schemeClr val="phClr">
                 <a:tint val="15000"/>
-                <a:satMod val="350000"/>
               </a:schemeClr>
             </a:gs>
           </a:gsLst>
           <a:lin ang="16200000" scaled="1"/>
+          <a:tileRect l="0" t="0" r="0" b="0"/>
         </a:gradFill>
-        <a:gradFill rotWithShape="1">
+        <a:gradFill>
           <a:gsLst>
             <a:gs pos="0">
               <a:schemeClr val="phClr">
                 <a:shade val="51000"/>
-                <a:satMod val="130000"/>
               </a:schemeClr>
             </a:gs>
             <a:gs pos="80000">
               <a:schemeClr val="phClr">
                 <a:shade val="93000"/>
-                <a:satMod val="130000"/>
               </a:schemeClr>
             </a:gs>
             <a:gs pos="100000">
               <a:schemeClr val="phClr">
                 <a:shade val="94000"/>
-                <a:satMod val="135000"/>
               </a:schemeClr>
             </a:gs>
           </a:gsLst>
           <a:lin ang="16200000" scaled="0"/>
+          <a:tileRect l="0" t="0" r="0" b="0"/>
         </a:gradFill>
       </a:fillStyleLst>
       <a:lnStyleLst>
         <a:ln w="9525" cap="flat" cmpd="sng" algn="ctr">
-          <a:solidFill>
-            <a:schemeClr val="phClr">
-              <a:shade val="95000"/>
-              <a:satMod val="105000"/>
-            </a:schemeClr>
-          </a:solidFill>
           <a:prstDash val="solid"/>
         </a:ln>
         <a:ln w="25400" cap="flat" cmpd="sng" algn="ctr">
-          <a:solidFill>
-            <a:schemeClr val="phClr"/>
-          </a:solidFill>
           <a:prstDash val="solid"/>
         </a:ln>
         <a:ln w="38100" cap="flat" cmpd="sng" algn="ctr">
-          <a:solidFill>
-            <a:schemeClr val="phClr"/>
-          </a:solidFill>
           <a:prstDash val="solid"/>
         </a:ln>
       </a:lnStyleLst>
       <a:effectStyleLst>
         <a:effectStyle>
-          <a:effectLst>
-            <a:outerShdw blurRad="40000" dist="20000" dir="5400000" rotWithShape="0">
-              <a:srgbClr val="000000">
-                <a:alpha val="38000"/>
-              </a:srgbClr>
-            </a:outerShdw>
-          </a:effectLst>
+          <a:effectLst/>
         </a:effectStyle>
         <a:effectStyle>
-          <a:effectLst>
-            <a:outerShdw blurRad="40000" dist="23000" dir="5400000" rotWithShape="0">
-              <a:srgbClr val="000000">
-                <a:alpha val="35000"/>
-              </a:srgbClr>
-            </a:outerShdw>
-          </a:effectLst>
+          <a:effectLst/>
         </a:effectStyle>
         <a:effectStyle>
-          <a:effectLst>
-            <a:outerShdw blurRad="40000" dist="23000" dir="5400000" rotWithShape="0">
-              <a:srgbClr val="000000">
-                <a:alpha val="35000"/>
-              </a:srgbClr>
-            </a:outerShdw>
-          </a:effectLst>
-          <a:scene3d>
-            <a:camera prst="orthographicFront">
-              <a:rot lat="0" lon="0" rev="0"/>
-            </a:camera>
-            <a:lightRig rig="threePt" dir="t">
-              <a:rot lat="0" lon="0" rev="1200000"/>
-            </a:lightRig>
-          </a:scene3d>
-          <a:sp3d>
-            <a:bevelT w="63500" h="25400"/>
-          </a:sp3d>
+          <a:effectLst/>
         </a:effectStyle>
       </a:effectStyleLst>
       <a:bgFillStyleLst>
         <a:solidFill>
           <a:schemeClr val="phClr"/>
         </a:solidFill>
-        <a:gradFill rotWithShape="1">
+        <a:gradFill>
           <a:gsLst>
             <a:gs pos="0">
               <a:schemeClr val="phClr">
                 <a:tint val="40000"/>
-                <a:satMod val="350000"/>
               </a:schemeClr>
             </a:gs>
             <a:gs pos="40000">
               <a:schemeClr val="phClr">
                 <a:tint val="45000"/>
                 <a:shade val="99000"/>
-                <a:satMod val="350000"/>
               </a:schemeClr>
             </a:gs>
             <a:gs pos="100000">
               <a:schemeClr val="phClr">
                 <a:shade val="20000"/>
-                <a:satMod val="255000"/>
               </a:schemeClr>
             </a:gs>
           </a:gsLst>
           <a:path path="circle">
             <a:fillToRect l="50000" t="-80000" r="50000" b="180000"/>
           </a:path>
+          <a:tileRect l="0" t="0" r="0" b="0"/>
         </a:gradFill>
-        <a:gradFill rotWithShape="1">
+        <a:gradFill>
           <a:gsLst>
             <a:gs pos="0">
               <a:schemeClr val="phClr">
                 <a:tint val="80000"/>
-                <a:satMod val="300000"/>
               </a:schemeClr>
             </a:gs>
             <a:gs pos="100000">
               <a:schemeClr val="phClr">
                 <a:shade val="30000"/>
-                <a:satMod val="200000"/>
               </a:schemeClr>
             </a:gs>
           </a:gsLst>
           <a:path path="circle">
             <a:fillToRect l="50000" t="50000" r="50000" b="50000"/>
           </a:path>
+          <a:tileRect l="0" t="0" r="0" b="0"/>
         </a:gradFill>
       </a:bgFillStyleLst>
     </a:fmtScheme>
   </a:themeElements>
-  <a:objectDefaults/>
-  <a:extraClrSchemeLst/>
 </a:theme>
 </file>
--- a/dokumentacja.docx
+++ b/dokumentacja.docx
@@ -151,6 +151,61 @@
           <w:lang w:val="pl-PL"/>
         </w:rPr>
         <w:t>łatwe sposob dla uzytnikow aby wbierać miejsce, w którym chce umieścić x lub o.</w:t>
+      </w:r>
+    </w:p>
+    <w:p>
+      <w:pPr>
+        <w:pStyle w:val="Normal"/>
+        <w:rPr>
+          <w:lang w:val="pl-PL"/>
+        </w:rPr>
+      </w:pPr>
+      <w:r>
+        <w:rPr>
+          <w:lang w:val="pl-PL"/>
+        </w:rPr>
+      </w:r>
+    </w:p>
+    <w:p>
+      <w:pPr>
+        <w:pStyle w:val="Normal"/>
+        <w:rPr>
+          <w:lang w:val="pl-PL"/>
+        </w:rPr>
+      </w:pPr>
+      <w:r>
+        <w:rPr>
+          <w:lang w:val="pl-PL"/>
+        </w:rPr>
+        <w:t>snake:</w:t>
+      </w:r>
+    </w:p>
+    <w:p>
+      <w:pPr>
+        <w:pStyle w:val="Normal"/>
+        <w:rPr>
+          <w:lang w:val="pl-PL"/>
+        </w:rPr>
+      </w:pPr>
+      <w:r>
+        <w:rPr>
+          <w:lang w:val="pl-PL"/>
+        </w:rPr>
+        <w:t>30-08-2026</w:t>
+      </w:r>
+    </w:p>
+    <w:p>
+      <w:pPr>
+        <w:pStyle w:val="Normal"/>
+        <w:rPr>
+          <w:lang w:val="pl-PL"/>
+        </w:rPr>
+      </w:pPr>
+      <w:r>
+        <w:rPr>
+          <w:lang w:val="pl-PL"/>
+        </w:rPr>
+        <w:t>tworzenie planszy i losowe umieszczanie jedzenia oraz przesuwanie głowy węża poprzez (w,s,d,a).</w:t>
       </w:r>
     </w:p>
     <w:p>

--- a/dokumentacja.docx
+++ b/dokumentacja.docx
@@ -206,6 +206,34 @@
           <w:lang w:val="pl-PL"/>
         </w:rPr>
         <w:t>tworzenie planszy i losowe umieszczanie jedzenia oraz przesuwanie głowy węża poprzez (w,s,d,a).</w:t>
+      </w:r>
+    </w:p>
+    <w:p>
+      <w:pPr>
+        <w:pStyle w:val="Normal"/>
+        <w:rPr>
+          <w:lang w:val="pl-PL"/>
+        </w:rPr>
+      </w:pPr>
+      <w:r>
+        <w:rPr>
+          <w:lang w:val="pl-PL"/>
+        </w:rPr>
+        <w:t>31-08-2026</w:t>
+      </w:r>
+    </w:p>
+    <w:p>
+      <w:pPr>
+        <w:pStyle w:val="Normal"/>
+        <w:rPr>
+          <w:lang w:val="pl-PL"/>
+        </w:rPr>
+      </w:pPr>
+      <w:r>
+        <w:rPr>
+          <w:lang w:val="pl-PL"/>
+        </w:rPr>
+        <w:t>Robienie ogona węża.</w:t>
       </w:r>
     </w:p>
     <w:p>

--- a/dokumentacja.docx
+++ b/dokumentacja.docx
@@ -234,6 +234,20 @@
           <w:lang w:val="pl-PL"/>
         </w:rPr>
         <w:t>Robienie ogona węża.</w:t>
+      </w:r>
+    </w:p>
+    <w:p>
+      <w:pPr>
+        <w:pStyle w:val="Normal"/>
+        <w:rPr>
+          <w:lang w:val="pl-PL"/>
+        </w:rPr>
+      </w:pPr>
+      <w:r>
+        <w:rPr>
+          <w:lang w:val="pl-PL"/>
+        </w:rPr>
+        <w:t>zrobienie 3 w jednej grze.</w:t>
       </w:r>
     </w:p>
     <w:p>

--- a/dokumentacja.docx
+++ b/dokumentacja.docx
@@ -261,6 +261,21 @@
       </w:pPr>
       <w:r>
         <w:rPr/>
+        <w:t>2-09-2026</w:t>
+      </w:r>
+    </w:p>
+    <w:p>
+      <w:pPr>
+        <w:pStyle w:val="Normal"/>
+        <w:widowControl/>
+        <w:bidi w:val="0"/>
+        <w:spacing w:lineRule="auto" w:line="276" w:before="0" w:after="200"/>
+        <w:jc w:val="left"/>
+        <w:rPr/>
+      </w:pPr>
+      <w:r>
+        <w:rPr/>
+        <w:t>dodalem kolory.</w:t>
       </w:r>
     </w:p>
     <w:sectPr>
